--- a/exercises/Bài tập tổng hợp 38-39 - Used to, Be used to và Get used to/Đề 3.docx
+++ b/exercises/Bài tập tổng hợp 38-39 - Used to, Be used to và Get used to/Đề 3.docx
@@ -3,604 +3,2788 @@
 <w:document xmlns:w="http://schemas.openxmlformats.org/wordprocessingml/2006/main">
   <w:body>
     <w:p>
-      <w:r>
-        <w:rPr>
+      <w:pPr>
+        <w:spacing w:before="0" w:after="280"/>
+        <w:keepNext/>
+        <w:jc w:val="center"/>
+      </w:pPr>
+      <w:r>
+        <w:rPr>
+          <w:color w:val="000000"/>
           <w:b/>
         </w:rPr>
-        <w:t xml:space="preserve">ĐỀ TỔNG HỢP 38–39 – ĐỀ 3</w:t>
-      </w:r>
-    </w:p>
-    <w:p>
-      <w:r>
-        <w:t xml:space="preserve">USED TO – BE USED TO – GET USED TO</w:t>
-      </w:r>
-    </w:p>
-    <w:p>
-      <w:r>
-        <w:t xml:space="preserve">Họ và tên: __________________________                         Điểm: ________/100</w:t>
-      </w:r>
-    </w:p>
-    <w:p>
-      <w:r>
-        <w:rPr>
+        <w:t>ĐỀ TỔNG HỢP 38–39 – ĐỀ 3</w:t>
+      </w:r>
+    </w:p>
+    <w:p>
+      <w:pPr>
+        <w:spacing w:before="0" w:after="180"/>
+        <w:jc w:val="center"/>
+      </w:pPr>
+      <w:r>
+        <w:rPr>
+          <w:color w:val="000000"/>
           <w:b/>
         </w:rPr>
-        <w:t xml:space="preserve">PHẦN 1. CHỌN ĐÁP ÁN ĐÚNG (10 điểm)</w:t>
-      </w:r>
-    </w:p>
-    <w:p>
-      <w:r>
-        <w:t xml:space="preserve">1. Are you used to ___ alone? A work B working C worked</w:t>
-      </w:r>
-    </w:p>
-    <w:p>
-      <w:r>
-        <w:t xml:space="preserve">2. My father ___ smoke years ago. A used to B is used to C gets used to</w:t>
-      </w:r>
-    </w:p>
-    <w:p>
-      <w:r>
-        <w:t xml:space="preserve">3. She has not got used to ___ glasses. A wear B wearing C wore</w:t>
-      </w:r>
-    </w:p>
-    <w:p>
-      <w:r>
-        <w:t xml:space="preserve">4. We ___ the busy traffic now. A are used to B used to C use to</w:t>
-      </w:r>
-    </w:p>
-    <w:p>
-      <w:r>
-        <w:t xml:space="preserve">5. It took me weeks to ___ the schedule. A be used B get used to C used to</w:t>
-      </w:r>
-    </w:p>
-    <w:p>
-      <w:r>
-        <w:t xml:space="preserve">6. I ___ play outside every day. A used to B am used to C get used to</w:t>
-      </w:r>
-    </w:p>
-    <w:p>
-      <w:r>
-        <w:t xml:space="preserve">7. She is used to ___ early. A wake B waking C woke</w:t>
-      </w:r>
-    </w:p>
-    <w:p>
-      <w:r>
-        <w:t xml:space="preserve">8. He will ___ the cold weather. A used to B get used to C be use to</w:t>
-      </w:r>
-    </w:p>
-    <w:p>
-      <w:r>
-        <w:t xml:space="preserve">9. Did you ___ live here? A used to B use to C using to</w:t>
-      </w:r>
-    </w:p>
-    <w:p>
-      <w:r>
-        <w:t xml:space="preserve">10. We are getting used to ___ English. A speak B spoke C speaking</w:t>
-      </w:r>
-    </w:p>
-    <w:p>
-      <w:r>
-        <w:rPr>
+        <w:t>USED TO – BE USED TO – GET USED TO</w:t>
+      </w:r>
+    </w:p>
+    <w:p>
+      <w:pPr>
+        <w:spacing w:before="0" w:after="100"/>
+      </w:pPr>
+      <w:r>
+        <w:rPr>
+          <w:color w:val="000000"/>
+        </w:rPr>
+        <w:t>Họ và tên: __________________________                         Điểm: ________/100</w:t>
+      </w:r>
+    </w:p>
+    <w:p>
+      <w:pPr>
+        <w:spacing w:before="0" w:after="100"/>
+      </w:pPr>
+      <w:r>
+        <w:rPr>
+          <w:color w:val="000000"/>
+        </w:rPr>
+        <w:t>Phạm vi kiến thức: Bài 38–39 — used to; be used to; get used to.</w:t>
+      </w:r>
+    </w:p>
+    <w:p>
+      <w:pPr>
+        <w:spacing w:before="0" w:after="100"/>
+      </w:pPr>
+      <w:r>
+        <w:rPr>
+          <w:color w:val="000000"/>
+        </w:rPr>
+        <w:t>Thời gian làm bài dự kiến: 90 phút.</w:t>
+      </w:r>
+    </w:p>
+    <w:p>
+      <w:pPr>
+        <w:spacing w:before="0" w:after="100"/>
+      </w:pPr>
+      <w:r>
+        <w:rPr>
+          <w:color w:val="000000"/>
+        </w:rPr>
+        <w:t>Tổng điểm: 100 điểm.</w:t>
+      </w:r>
+    </w:p>
+    <w:p>
+      <w:pPr>
+        <w:spacing w:before="0" w:after="120"/>
+      </w:pPr>
+      <w:r>
+        <w:rPr>
+          <w:color w:val="000000"/>
+        </w:rPr>
+        <w:t>Hướng dẫn chung: Làm lần lượt từng phần và kiểm tra cách dùng used to, be used to, get used to cùng dạng động từ theo sau trước khi nộp bài.</w:t>
+      </w:r>
+    </w:p>
+    <w:p>
+      <w:pPr>
+        <w:spacing w:before="240" w:after="60"/>
+        <w:keepNext/>
+      </w:pPr>
+      <w:r>
+        <w:rPr>
+          <w:color w:val="000000"/>
           <w:b/>
         </w:rPr>
-        <w:t xml:space="preserve">PHẦN 2. ĐIỀN USED TO, BE USED TO HOẶC GET USED TO (10 điểm)</w:t>
-      </w:r>
-    </w:p>
-    <w:p>
-      <w:r>
-        <w:t xml:space="preserve">1. There ___ be many trees on this street.</w:t>
-      </w:r>
-    </w:p>
-    <w:p>
-      <w:r>
-        <w:t xml:space="preserve">2. At first we disliked it, but soon we ___ it.</w:t>
-      </w:r>
-    </w:p>
-    <w:p>
-      <w:r>
-        <w:t xml:space="preserve">3. He works nights and ___ sleeping in the daytime.</w:t>
-      </w:r>
-    </w:p>
-    <w:p>
-      <w:r>
-        <w:t xml:space="preserve">4. Did Mai ___ play the piano?</w:t>
-      </w:r>
-    </w:p>
-    <w:p>
-      <w:r>
-        <w:t xml:space="preserve">5. They have just moved and are not ___ the traffic.</w:t>
-      </w:r>
-    </w:p>
-    <w:p>
-      <w:r>
-        <w:t xml:space="preserve">6. I ___ have long hair, but now it is short.</w:t>
-      </w:r>
-    </w:p>
-    <w:p>
-      <w:r>
-        <w:t xml:space="preserve">7. She ___ spicy food yet; it still bothers her.</w:t>
-      </w:r>
-    </w:p>
-    <w:p>
-      <w:r>
-        <w:t xml:space="preserve">8. We are slowly ___ working at night.</w:t>
-      </w:r>
-    </w:p>
-    <w:p>
-      <w:r>
-        <w:t xml:space="preserve">9. My grandfather ___ walk five kilometers to school.</w:t>
-      </w:r>
-    </w:p>
-    <w:p>
-      <w:r>
-        <w:t xml:space="preserve">10. After a year, he ___ living abroad.</w:t>
-      </w:r>
-    </w:p>
-    <w:p>
-      <w:r>
-        <w:rPr>
+        <w:t>PHẦN 1. CHỌN ĐÁP ÁN ĐÚNG (10 điểm)</w:t>
+      </w:r>
+    </w:p>
+    <w:p>
+      <w:pPr>
+        <w:spacing w:before="0" w:after="60"/>
+        <w:keepNext/>
+      </w:pPr>
+      <w:r>
+        <w:rPr>
+          <w:color w:val="000000"/>
+          <w:i/>
+        </w:rPr>
+        <w:t>Hướng dẫn: Đọc từng câu và chọn đáp án phù hợp nhất.</w:t>
+      </w:r>
+    </w:p>
+    <w:p>
+      <w:pPr>
+        <w:spacing w:before="120" w:after="60"/>
+        <w:keepNext/>
+      </w:pPr>
+      <w:r>
+        <w:rPr>
+          <w:color w:val="000000"/>
+        </w:rPr>
+        <w:t>1. Are you used to ___ alone?</w:t>
+      </w:r>
+    </w:p>
+    <w:p>
+      <w:pPr>
+        <w:spacing w:before="0" w:after="40"/>
+        <w:keepNext/>
+      </w:pPr>
+      <w:r>
+        <w:rPr>
+          <w:color w:val="000000"/>
+        </w:rPr>
+        <w:t>A. work</w:t>
+      </w:r>
+    </w:p>
+    <w:p>
+      <w:pPr>
+        <w:spacing w:before="0" w:after="40"/>
+        <w:keepNext/>
+      </w:pPr>
+      <w:r>
+        <w:rPr>
+          <w:color w:val="000000"/>
+        </w:rPr>
+        <w:t>B. working</w:t>
+      </w:r>
+    </w:p>
+    <w:p>
+      <w:pPr>
+        <w:spacing w:before="0" w:after="200"/>
+      </w:pPr>
+      <w:r>
+        <w:rPr>
+          <w:color w:val="000000"/>
+        </w:rPr>
+        <w:t>C. worked</w:t>
+      </w:r>
+    </w:p>
+    <w:p>
+      <w:pPr>
+        <w:spacing w:before="120" w:after="60"/>
+        <w:keepNext/>
+      </w:pPr>
+      <w:r>
+        <w:rPr>
+          <w:color w:val="000000"/>
+        </w:rPr>
+        <w:t>2. My father ___ smoke years ago.</w:t>
+      </w:r>
+    </w:p>
+    <w:p>
+      <w:pPr>
+        <w:spacing w:before="0" w:after="40"/>
+        <w:keepNext/>
+      </w:pPr>
+      <w:r>
+        <w:rPr>
+          <w:color w:val="000000"/>
+        </w:rPr>
+        <w:t>A. used to</w:t>
+      </w:r>
+    </w:p>
+    <w:p>
+      <w:pPr>
+        <w:spacing w:before="0" w:after="40"/>
+        <w:keepNext/>
+      </w:pPr>
+      <w:r>
+        <w:rPr>
+          <w:color w:val="000000"/>
+        </w:rPr>
+        <w:t>B. is used to</w:t>
+      </w:r>
+    </w:p>
+    <w:p>
+      <w:pPr>
+        <w:spacing w:before="0" w:after="200"/>
+      </w:pPr>
+      <w:r>
+        <w:rPr>
+          <w:color w:val="000000"/>
+        </w:rPr>
+        <w:t>C. gets used to</w:t>
+      </w:r>
+    </w:p>
+    <w:p>
+      <w:pPr>
+        <w:spacing w:before="120" w:after="60"/>
+        <w:keepNext/>
+      </w:pPr>
+      <w:r>
+        <w:rPr>
+          <w:color w:val="000000"/>
+        </w:rPr>
+        <w:t>3. She has not got used to ___ glasses.</w:t>
+      </w:r>
+    </w:p>
+    <w:p>
+      <w:pPr>
+        <w:spacing w:before="0" w:after="40"/>
+        <w:keepNext/>
+      </w:pPr>
+      <w:r>
+        <w:rPr>
+          <w:color w:val="000000"/>
+        </w:rPr>
+        <w:t>A. wear</w:t>
+      </w:r>
+    </w:p>
+    <w:p>
+      <w:pPr>
+        <w:spacing w:before="0" w:after="40"/>
+        <w:keepNext/>
+      </w:pPr>
+      <w:r>
+        <w:rPr>
+          <w:color w:val="000000"/>
+        </w:rPr>
+        <w:t>B. wearing</w:t>
+      </w:r>
+    </w:p>
+    <w:p>
+      <w:pPr>
+        <w:spacing w:before="0" w:after="200"/>
+      </w:pPr>
+      <w:r>
+        <w:rPr>
+          <w:color w:val="000000"/>
+        </w:rPr>
+        <w:t>C. wore</w:t>
+      </w:r>
+    </w:p>
+    <w:p>
+      <w:pPr>
+        <w:spacing w:before="120" w:after="60"/>
+        <w:keepNext/>
+      </w:pPr>
+      <w:r>
+        <w:rPr>
+          <w:color w:val="000000"/>
+        </w:rPr>
+        <w:t>4. We ___ the busy traffic now.</w:t>
+      </w:r>
+    </w:p>
+    <w:p>
+      <w:pPr>
+        <w:spacing w:before="0" w:after="40"/>
+        <w:keepNext/>
+      </w:pPr>
+      <w:r>
+        <w:rPr>
+          <w:color w:val="000000"/>
+        </w:rPr>
+        <w:t>A. are used to</w:t>
+      </w:r>
+    </w:p>
+    <w:p>
+      <w:pPr>
+        <w:spacing w:before="0" w:after="40"/>
+        <w:keepNext/>
+      </w:pPr>
+      <w:r>
+        <w:rPr>
+          <w:color w:val="000000"/>
+        </w:rPr>
+        <w:t>B. used to</w:t>
+      </w:r>
+    </w:p>
+    <w:p>
+      <w:pPr>
+        <w:spacing w:before="0" w:after="200"/>
+      </w:pPr>
+      <w:r>
+        <w:rPr>
+          <w:color w:val="000000"/>
+        </w:rPr>
+        <w:t>C. use to</w:t>
+      </w:r>
+    </w:p>
+    <w:p>
+      <w:pPr>
+        <w:spacing w:before="120" w:after="60"/>
+        <w:keepNext/>
+      </w:pPr>
+      <w:r>
+        <w:rPr>
+          <w:color w:val="000000"/>
+        </w:rPr>
+        <w:t>5. It took me weeks to ___ the schedule.</w:t>
+      </w:r>
+    </w:p>
+    <w:p>
+      <w:pPr>
+        <w:spacing w:before="0" w:after="40"/>
+        <w:keepNext/>
+      </w:pPr>
+      <w:r>
+        <w:rPr>
+          <w:color w:val="000000"/>
+        </w:rPr>
+        <w:t>A. be used</w:t>
+      </w:r>
+    </w:p>
+    <w:p>
+      <w:pPr>
+        <w:spacing w:before="0" w:after="40"/>
+        <w:keepNext/>
+      </w:pPr>
+      <w:r>
+        <w:rPr>
+          <w:color w:val="000000"/>
+        </w:rPr>
+        <w:t>B. get used to</w:t>
+      </w:r>
+    </w:p>
+    <w:p>
+      <w:pPr>
+        <w:spacing w:before="0" w:after="200"/>
+      </w:pPr>
+      <w:r>
+        <w:rPr>
+          <w:color w:val="000000"/>
+        </w:rPr>
+        <w:t>C. used to</w:t>
+      </w:r>
+    </w:p>
+    <w:p>
+      <w:pPr>
+        <w:spacing w:before="120" w:after="60"/>
+        <w:keepNext/>
+      </w:pPr>
+      <w:r>
+        <w:rPr>
+          <w:color w:val="000000"/>
+        </w:rPr>
+        <w:t>6. I ___ play outside every day.</w:t>
+      </w:r>
+    </w:p>
+    <w:p>
+      <w:pPr>
+        <w:spacing w:before="0" w:after="40"/>
+        <w:keepNext/>
+      </w:pPr>
+      <w:r>
+        <w:rPr>
+          <w:color w:val="000000"/>
+        </w:rPr>
+        <w:t>A. used to</w:t>
+      </w:r>
+    </w:p>
+    <w:p>
+      <w:pPr>
+        <w:spacing w:before="0" w:after="40"/>
+        <w:keepNext/>
+      </w:pPr>
+      <w:r>
+        <w:rPr>
+          <w:color w:val="000000"/>
+        </w:rPr>
+        <w:t>B. am used to</w:t>
+      </w:r>
+    </w:p>
+    <w:p>
+      <w:pPr>
+        <w:spacing w:before="0" w:after="200"/>
+      </w:pPr>
+      <w:r>
+        <w:rPr>
+          <w:color w:val="000000"/>
+        </w:rPr>
+        <w:t>C. get used to</w:t>
+      </w:r>
+    </w:p>
+    <w:p>
+      <w:pPr>
+        <w:spacing w:before="120" w:after="60"/>
+        <w:keepNext/>
+      </w:pPr>
+      <w:r>
+        <w:rPr>
+          <w:color w:val="000000"/>
+        </w:rPr>
+        <w:t>7. She is used to ___ early.</w:t>
+      </w:r>
+    </w:p>
+    <w:p>
+      <w:pPr>
+        <w:spacing w:before="0" w:after="40"/>
+        <w:keepNext/>
+      </w:pPr>
+      <w:r>
+        <w:rPr>
+          <w:color w:val="000000"/>
+        </w:rPr>
+        <w:t>A. wake</w:t>
+      </w:r>
+    </w:p>
+    <w:p>
+      <w:pPr>
+        <w:spacing w:before="0" w:after="40"/>
+        <w:keepNext/>
+      </w:pPr>
+      <w:r>
+        <w:rPr>
+          <w:color w:val="000000"/>
+        </w:rPr>
+        <w:t>B. waking</w:t>
+      </w:r>
+    </w:p>
+    <w:p>
+      <w:pPr>
+        <w:spacing w:before="0" w:after="200"/>
+      </w:pPr>
+      <w:r>
+        <w:rPr>
+          <w:color w:val="000000"/>
+        </w:rPr>
+        <w:t>C. woke</w:t>
+      </w:r>
+    </w:p>
+    <w:p>
+      <w:pPr>
+        <w:spacing w:before="120" w:after="60"/>
+        <w:keepNext/>
+      </w:pPr>
+      <w:r>
+        <w:rPr>
+          <w:color w:val="000000"/>
+        </w:rPr>
+        <w:t>8. He will ___ the cold weather.</w:t>
+      </w:r>
+    </w:p>
+    <w:p>
+      <w:pPr>
+        <w:spacing w:before="0" w:after="40"/>
+        <w:keepNext/>
+      </w:pPr>
+      <w:r>
+        <w:rPr>
+          <w:color w:val="000000"/>
+        </w:rPr>
+        <w:t>A. used to</w:t>
+      </w:r>
+    </w:p>
+    <w:p>
+      <w:pPr>
+        <w:spacing w:before="0" w:after="40"/>
+        <w:keepNext/>
+      </w:pPr>
+      <w:r>
+        <w:rPr>
+          <w:color w:val="000000"/>
+        </w:rPr>
+        <w:t>B. get used to</w:t>
+      </w:r>
+    </w:p>
+    <w:p>
+      <w:pPr>
+        <w:spacing w:before="0" w:after="200"/>
+      </w:pPr>
+      <w:r>
+        <w:rPr>
+          <w:color w:val="000000"/>
+        </w:rPr>
+        <w:t>C. be use to</w:t>
+      </w:r>
+    </w:p>
+    <w:p>
+      <w:pPr>
+        <w:spacing w:before="120" w:after="60"/>
+        <w:keepNext/>
+      </w:pPr>
+      <w:r>
+        <w:rPr>
+          <w:color w:val="000000"/>
+        </w:rPr>
+        <w:t>9. Did you ___ live here?</w:t>
+      </w:r>
+    </w:p>
+    <w:p>
+      <w:pPr>
+        <w:spacing w:before="0" w:after="40"/>
+        <w:keepNext/>
+      </w:pPr>
+      <w:r>
+        <w:rPr>
+          <w:color w:val="000000"/>
+        </w:rPr>
+        <w:t>A. used to</w:t>
+      </w:r>
+    </w:p>
+    <w:p>
+      <w:pPr>
+        <w:spacing w:before="0" w:after="40"/>
+        <w:keepNext/>
+      </w:pPr>
+      <w:r>
+        <w:rPr>
+          <w:color w:val="000000"/>
+        </w:rPr>
+        <w:t>B. use to</w:t>
+      </w:r>
+    </w:p>
+    <w:p>
+      <w:pPr>
+        <w:spacing w:before="0" w:after="200"/>
+      </w:pPr>
+      <w:r>
+        <w:rPr>
+          <w:color w:val="000000"/>
+        </w:rPr>
+        <w:t>C. using to</w:t>
+      </w:r>
+    </w:p>
+    <w:p>
+      <w:pPr>
+        <w:spacing w:before="120" w:after="60"/>
+        <w:keepNext/>
+      </w:pPr>
+      <w:r>
+        <w:rPr>
+          <w:color w:val="000000"/>
+        </w:rPr>
+        <w:t>10. We are getting used to ___ English.</w:t>
+      </w:r>
+    </w:p>
+    <w:p>
+      <w:pPr>
+        <w:spacing w:before="0" w:after="40"/>
+        <w:keepNext/>
+      </w:pPr>
+      <w:r>
+        <w:rPr>
+          <w:color w:val="000000"/>
+        </w:rPr>
+        <w:t>A. speak</w:t>
+      </w:r>
+    </w:p>
+    <w:p>
+      <w:pPr>
+        <w:spacing w:before="0" w:after="40"/>
+        <w:keepNext/>
+      </w:pPr>
+      <w:r>
+        <w:rPr>
+          <w:color w:val="000000"/>
+        </w:rPr>
+        <w:t>B. spoke</w:t>
+      </w:r>
+    </w:p>
+    <w:p>
+      <w:pPr>
+        <w:spacing w:before="0" w:after="200"/>
+      </w:pPr>
+      <w:r>
+        <w:rPr>
+          <w:color w:val="000000"/>
+        </w:rPr>
+        <w:t>C. speaking</w:t>
+      </w:r>
+    </w:p>
+    <w:p>
+      <w:pPr>
+        <w:spacing w:before="240" w:after="60"/>
+        <w:keepNext/>
+      </w:pPr>
+      <w:r>
+        <w:rPr>
+          <w:color w:val="000000"/>
           <w:b/>
         </w:rPr>
-        <w:t xml:space="preserve">PHẦN 3. CHIA ĐỘNG TỪ TRONG NGOẶC (10 điểm)</w:t>
-      </w:r>
-    </w:p>
-    <w:p>
-      <w:r>
-        <w:t xml:space="preserve">1. He was used to ___ (wake) before sunrise.</w:t>
-      </w:r>
-    </w:p>
-    <w:p>
-      <w:r>
-        <w:t xml:space="preserve">2. Did Lan get used to ___ (study) online?</w:t>
-      </w:r>
-    </w:p>
-    <w:p>
-      <w:r>
-        <w:t xml:space="preserve">3. We used to ___ (visit) them on Sundays.</w:t>
-      </w:r>
-    </w:p>
-    <w:p>
-      <w:r>
-        <w:t xml:space="preserve">4. I am not used to ___ (hear) so much noise.</w:t>
-      </w:r>
-    </w:p>
-    <w:p>
-      <w:r>
-        <w:t xml:space="preserve">5. Nam is getting used to ___ (cook) for himself.</w:t>
-      </w:r>
-    </w:p>
-    <w:p>
-      <w:r>
-        <w:t xml:space="preserve">6. She is used to ___ (work) under pressure.</w:t>
-      </w:r>
-    </w:p>
-    <w:p>
-      <w:r>
-        <w:t xml:space="preserve">7. I used to ___ (walk) to school.</w:t>
-      </w:r>
-    </w:p>
-    <w:p>
-      <w:r>
-        <w:t xml:space="preserve">8. They got used to ___ (live) in a small room.</w:t>
-      </w:r>
-    </w:p>
-    <w:p>
-      <w:r>
-        <w:t xml:space="preserve">9. Did he use to ___ (wear) glasses?</w:t>
-      </w:r>
-    </w:p>
-    <w:p>
-      <w:r>
-        <w:t xml:space="preserve">10. We are getting used to ___ (eat) earlier.</w:t>
-      </w:r>
-    </w:p>
-    <w:p>
-      <w:r>
-        <w:rPr>
+        <w:t>PHẦN 2. ĐIỀN USED TO, BE USED TO HOẶC GET USED TO (10 điểm)</w:t>
+      </w:r>
+    </w:p>
+    <w:p>
+      <w:pPr>
+        <w:spacing w:before="0" w:after="60"/>
+        <w:keepNext/>
+      </w:pPr>
+      <w:r>
+        <w:rPr>
+          <w:color w:val="000000"/>
+          <w:i/>
+        </w:rPr>
+        <w:t>Hướng dẫn: Điền used to, be used to hoặc get used to với dạng đúng theo ngữ cảnh.</w:t>
+      </w:r>
+    </w:p>
+    <w:p>
+      <w:pPr>
+        <w:spacing w:before="40" w:after="60"/>
+      </w:pPr>
+      <w:r>
+        <w:rPr>
+          <w:color w:val="000000"/>
+        </w:rPr>
+        <w:t>1. There ___ be many trees on this street.</w:t>
+      </w:r>
+    </w:p>
+    <w:p>
+      <w:pPr>
+        <w:spacing w:before="120" w:after="160"/>
+      </w:pPr>
+      <w:r>
+        <w:rPr>
+          <w:color w:val="000000"/>
+        </w:rPr>
+        <w:t>2. At first we disliked it, but soon we ___ it.</w:t>
+      </w:r>
+    </w:p>
+    <w:p>
+      <w:pPr>
+        <w:spacing w:before="120" w:after="160"/>
+      </w:pPr>
+      <w:r>
+        <w:rPr>
+          <w:color w:val="000000"/>
+        </w:rPr>
+        <w:t>3. He works nights and ___ sleeping in the daytime.</w:t>
+      </w:r>
+    </w:p>
+    <w:p>
+      <w:pPr>
+        <w:spacing w:before="120" w:after="160"/>
+      </w:pPr>
+      <w:r>
+        <w:rPr>
+          <w:color w:val="000000"/>
+        </w:rPr>
+        <w:t>4. Did Mai ___ play the piano?</w:t>
+      </w:r>
+    </w:p>
+    <w:p>
+      <w:pPr>
+        <w:spacing w:before="120" w:after="160"/>
+      </w:pPr>
+      <w:r>
+        <w:rPr>
+          <w:color w:val="000000"/>
+        </w:rPr>
+        <w:t>5. They have just moved and are not ___ the traffic.</w:t>
+      </w:r>
+    </w:p>
+    <w:p>
+      <w:pPr>
+        <w:spacing w:before="120" w:after="160"/>
+      </w:pPr>
+      <w:r>
+        <w:rPr>
+          <w:color w:val="000000"/>
+        </w:rPr>
+        <w:t>6. I ___ have long hair, but now it is short.</w:t>
+      </w:r>
+    </w:p>
+    <w:p>
+      <w:pPr>
+        <w:spacing w:before="120" w:after="160"/>
+      </w:pPr>
+      <w:r>
+        <w:rPr>
+          <w:color w:val="000000"/>
+        </w:rPr>
+        <w:t>7. She ___ spicy food yet; it still bothers her.</w:t>
+      </w:r>
+    </w:p>
+    <w:p>
+      <w:pPr>
+        <w:spacing w:before="120" w:after="160"/>
+      </w:pPr>
+      <w:r>
+        <w:rPr>
+          <w:color w:val="000000"/>
+        </w:rPr>
+        <w:t>8. We are slowly ___ working at night.</w:t>
+      </w:r>
+    </w:p>
+    <w:p>
+      <w:pPr>
+        <w:spacing w:before="120" w:after="160"/>
+      </w:pPr>
+      <w:r>
+        <w:rPr>
+          <w:color w:val="000000"/>
+        </w:rPr>
+        <w:t>9. My grandfather ___ walk five kilometers to school.</w:t>
+      </w:r>
+    </w:p>
+    <w:p>
+      <w:pPr>
+        <w:spacing w:before="120" w:after="160"/>
+      </w:pPr>
+      <w:r>
+        <w:rPr>
+          <w:color w:val="000000"/>
+        </w:rPr>
+        <w:t>10. After a year, he ___ living abroad.</w:t>
+      </w:r>
+    </w:p>
+    <w:p>
+      <w:pPr>
+        <w:spacing w:before="240" w:after="60"/>
+        <w:keepNext/>
+      </w:pPr>
+      <w:r>
+        <w:rPr>
+          <w:color w:val="000000"/>
           <w:b/>
         </w:rPr>
-        <w:t xml:space="preserve">PHẦN 4. VIẾT LẠI VỚI USED TO (10 điểm)</w:t>
-      </w:r>
-    </w:p>
-    <w:p>
-      <w:r>
-        <w:t xml:space="preserve">1. In the past, I walked to school.</w:t>
-      </w:r>
-    </w:p>
-    <w:p>
-      <w:r>
-        <w:t xml:space="preserve">2. She was shy, but now she is confident.</w:t>
-      </w:r>
-    </w:p>
-    <w:p>
-      <w:r>
-        <w:t xml:space="preserve">3. We lived near the beach before.</w:t>
-      </w:r>
-    </w:p>
-    <w:p>
-      <w:r>
-        <w:t xml:space="preserve">4. Nam never ate vegetables in the past.</w:t>
-      </w:r>
-    </w:p>
-    <w:p>
-      <w:r>
-        <w:t xml:space="preserve">5. This building was a cinema years ago.</w:t>
-      </w:r>
-    </w:p>
-    <w:p>
-      <w:r>
-        <w:t xml:space="preserve">6. My father often played chess.</w:t>
-      </w:r>
-    </w:p>
-    <w:p>
-      <w:r>
-        <w:t xml:space="preserve">7. Lan had long hair when she was young.</w:t>
-      </w:r>
-    </w:p>
-    <w:p>
-      <w:r>
-        <w:t xml:space="preserve">8. They did not own a car before.</w:t>
-      </w:r>
-    </w:p>
-    <w:p>
-      <w:r>
-        <w:t xml:space="preserve">9. There was a lake here.</w:t>
-      </w:r>
-    </w:p>
-    <w:p>
-      <w:r>
-        <w:t xml:space="preserve">10. He often visited us on Sundays.</w:t>
-      </w:r>
-    </w:p>
-    <w:p>
-      <w:r>
-        <w:rPr>
+        <w:t>PHẦN 3. CHIA ĐỘNG TỪ TRONG NGOẶC (10 điểm)</w:t>
+      </w:r>
+    </w:p>
+    <w:p>
+      <w:pPr>
+        <w:spacing w:before="0" w:after="60"/>
+        <w:keepNext/>
+      </w:pPr>
+      <w:r>
+        <w:rPr>
+          <w:color w:val="000000"/>
+          <w:i/>
+        </w:rPr>
+        <w:t>Hướng dẫn: Chia động từ trong ngoặc theo cấu trúc đã học.</w:t>
+      </w:r>
+    </w:p>
+    <w:p>
+      <w:pPr>
+        <w:spacing w:before="40" w:after="60"/>
+      </w:pPr>
+      <w:r>
+        <w:rPr>
+          <w:color w:val="000000"/>
+        </w:rPr>
+        <w:t>1. He was used to ___ (wake) before sunrise.</w:t>
+      </w:r>
+    </w:p>
+    <w:p>
+      <w:pPr>
+        <w:spacing w:before="120" w:after="160"/>
+      </w:pPr>
+      <w:r>
+        <w:rPr>
+          <w:color w:val="000000"/>
+        </w:rPr>
+        <w:t>2. Did Lan get used to ___ (study) online?</w:t>
+      </w:r>
+    </w:p>
+    <w:p>
+      <w:pPr>
+        <w:spacing w:before="120" w:after="160"/>
+      </w:pPr>
+      <w:r>
+        <w:rPr>
+          <w:color w:val="000000"/>
+        </w:rPr>
+        <w:t>3. We used to ___ (visit) them on Sundays.</w:t>
+      </w:r>
+    </w:p>
+    <w:p>
+      <w:pPr>
+        <w:spacing w:before="120" w:after="160"/>
+      </w:pPr>
+      <w:r>
+        <w:rPr>
+          <w:color w:val="000000"/>
+        </w:rPr>
+        <w:t>4. I am not used to ___ (hear) so much noise.</w:t>
+      </w:r>
+    </w:p>
+    <w:p>
+      <w:pPr>
+        <w:spacing w:before="120" w:after="160"/>
+      </w:pPr>
+      <w:r>
+        <w:rPr>
+          <w:color w:val="000000"/>
+        </w:rPr>
+        <w:t>5. Nam is getting used to ___ (cook) for himself.</w:t>
+      </w:r>
+    </w:p>
+    <w:p>
+      <w:pPr>
+        <w:spacing w:before="120" w:after="160"/>
+      </w:pPr>
+      <w:r>
+        <w:rPr>
+          <w:color w:val="000000"/>
+        </w:rPr>
+        <w:t>6. She is used to ___ (work) under pressure.</w:t>
+      </w:r>
+    </w:p>
+    <w:p>
+      <w:pPr>
+        <w:spacing w:before="120" w:after="160"/>
+      </w:pPr>
+      <w:r>
+        <w:rPr>
+          <w:color w:val="000000"/>
+        </w:rPr>
+        <w:t>7. I used to ___ (walk) to school.</w:t>
+      </w:r>
+    </w:p>
+    <w:p>
+      <w:pPr>
+        <w:spacing w:before="120" w:after="160"/>
+      </w:pPr>
+      <w:r>
+        <w:rPr>
+          <w:color w:val="000000"/>
+        </w:rPr>
+        <w:t>8. They got used to ___ (live) in a small room.</w:t>
+      </w:r>
+    </w:p>
+    <w:p>
+      <w:pPr>
+        <w:spacing w:before="120" w:after="160"/>
+      </w:pPr>
+      <w:r>
+        <w:rPr>
+          <w:color w:val="000000"/>
+        </w:rPr>
+        <w:t>9. Did he use to ___ (wear) glasses?</w:t>
+      </w:r>
+    </w:p>
+    <w:p>
+      <w:pPr>
+        <w:spacing w:before="120" w:after="160"/>
+      </w:pPr>
+      <w:r>
+        <w:rPr>
+          <w:color w:val="000000"/>
+        </w:rPr>
+        <w:t>10. We are getting used to ___ (eat) earlier.</w:t>
+      </w:r>
+    </w:p>
+    <w:p>
+      <w:pPr>
+        <w:spacing w:before="240" w:after="60"/>
+        <w:keepNext/>
+      </w:pPr>
+      <w:r>
+        <w:rPr>
+          <w:color w:val="000000"/>
           <w:b/>
         </w:rPr>
-        <w:t xml:space="preserve">PHẦN 5. VIẾT LẠI VỚI BE USED TO / GET USED TO (10 điểm)</w:t>
-      </w:r>
-    </w:p>
-    <w:p>
-      <w:r>
-        <w:t xml:space="preserve">1. Working late is normal for me.</w:t>
-      </w:r>
-    </w:p>
-    <w:p>
-      <w:r>
-        <w:t xml:space="preserve">2. The new schedule is becoming familiar to Lan.</w:t>
-      </w:r>
-    </w:p>
-    <w:p>
-      <w:r>
-        <w:t xml:space="preserve">3. Driving on the left became familiar to him.</w:t>
-      </w:r>
-    </w:p>
-    <w:p>
-      <w:r>
-        <w:t xml:space="preserve">4. Cold weather is not normal for us.</w:t>
-      </w:r>
-    </w:p>
-    <w:p>
-      <w:r>
-        <w:t xml:space="preserve">5. The children will gradually find the school familiar.</w:t>
-      </w:r>
-    </w:p>
-    <w:p>
-      <w:r>
-        <w:t xml:space="preserve">6. Living alone is normal for Mai now.</w:t>
-      </w:r>
-    </w:p>
-    <w:p>
-      <w:r>
-        <w:t xml:space="preserve">7. Waking early is becoming easier for me.</w:t>
-      </w:r>
-    </w:p>
-    <w:p>
-      <w:r>
-        <w:t xml:space="preserve">8. Spicy food was familiar to them.</w:t>
-      </w:r>
-    </w:p>
-    <w:p>
-      <w:r>
-        <w:t xml:space="preserve">9. Wearing glasses became normal for Nam.</w:t>
-      </w:r>
-    </w:p>
-    <w:p>
-      <w:r>
-        <w:t xml:space="preserve">10. Is the traffic familiar to you?</w:t>
-      </w:r>
-    </w:p>
-    <w:p>
-      <w:r>
-        <w:rPr>
+        <w:t>PHẦN 4. VIẾT LẠI VỚI USED TO (10 điểm)</w:t>
+      </w:r>
+    </w:p>
+    <w:p>
+      <w:pPr>
+        <w:spacing w:before="0" w:after="60"/>
+        <w:keepNext/>
+      </w:pPr>
+      <w:r>
+        <w:rPr>
+          <w:color w:val="000000"/>
+          <w:i/>
+        </w:rPr>
+        <w:t>Hướng dẫn: Viết lại mỗi câu bằng used to mà không làm thay đổi nghĩa.</w:t>
+      </w:r>
+    </w:p>
+    <w:p>
+      <w:pPr>
+        <w:spacing w:before="40" w:after="60"/>
+      </w:pPr>
+      <w:r>
+        <w:rPr>
+          <w:color w:val="000000"/>
+        </w:rPr>
+        <w:t>1. In the past, I walked to school.</w:t>
+      </w:r>
+    </w:p>
+    <w:p>
+      <w:pPr>
+        <w:spacing w:before="120" w:after="160"/>
+      </w:pPr>
+      <w:r>
+        <w:rPr>
+          <w:color w:val="000000"/>
+        </w:rPr>
+        <w:t>2. She was shy, but now she is confident.</w:t>
+      </w:r>
+    </w:p>
+    <w:p>
+      <w:pPr>
+        <w:spacing w:before="120" w:after="160"/>
+      </w:pPr>
+      <w:r>
+        <w:rPr>
+          <w:color w:val="000000"/>
+        </w:rPr>
+        <w:t>3. We lived near the beach before.</w:t>
+      </w:r>
+    </w:p>
+    <w:p>
+      <w:pPr>
+        <w:spacing w:before="120" w:after="160"/>
+      </w:pPr>
+      <w:r>
+        <w:rPr>
+          <w:color w:val="000000"/>
+        </w:rPr>
+        <w:t>4. Nam never ate vegetables in the past.</w:t>
+      </w:r>
+    </w:p>
+    <w:p>
+      <w:pPr>
+        <w:spacing w:before="120" w:after="160"/>
+      </w:pPr>
+      <w:r>
+        <w:rPr>
+          <w:color w:val="000000"/>
+        </w:rPr>
+        <w:t>5. This building was a cinema years ago.</w:t>
+      </w:r>
+    </w:p>
+    <w:p>
+      <w:pPr>
+        <w:spacing w:before="120" w:after="160"/>
+      </w:pPr>
+      <w:r>
+        <w:rPr>
+          <w:color w:val="000000"/>
+        </w:rPr>
+        <w:t>6. My father often played chess.</w:t>
+      </w:r>
+    </w:p>
+    <w:p>
+      <w:pPr>
+        <w:spacing w:before="120" w:after="160"/>
+      </w:pPr>
+      <w:r>
+        <w:rPr>
+          <w:color w:val="000000"/>
+        </w:rPr>
+        <w:t>7. Lan had long hair when she was young.</w:t>
+      </w:r>
+    </w:p>
+    <w:p>
+      <w:pPr>
+        <w:spacing w:before="120" w:after="160"/>
+      </w:pPr>
+      <w:r>
+        <w:rPr>
+          <w:color w:val="000000"/>
+        </w:rPr>
+        <w:t>8. They did not own a car before.</w:t>
+      </w:r>
+    </w:p>
+    <w:p>
+      <w:pPr>
+        <w:spacing w:before="120" w:after="160"/>
+      </w:pPr>
+      <w:r>
+        <w:rPr>
+          <w:color w:val="000000"/>
+        </w:rPr>
+        <w:t>9. There was a lake here.</w:t>
+      </w:r>
+    </w:p>
+    <w:p>
+      <w:pPr>
+        <w:spacing w:before="120" w:after="160"/>
+      </w:pPr>
+      <w:r>
+        <w:rPr>
+          <w:color w:val="000000"/>
+        </w:rPr>
+        <w:t>10. He often visited us on Sundays.</w:t>
+      </w:r>
+    </w:p>
+    <w:p>
+      <w:pPr>
+        <w:spacing w:before="240" w:after="60"/>
+        <w:keepNext/>
+      </w:pPr>
+      <w:r>
+        <w:rPr>
+          <w:color w:val="000000"/>
           <w:b/>
         </w:rPr>
-        <w:t xml:space="preserve">PHẦN 6. SỬA LỖI SAI (10 điểm)</w:t>
-      </w:r>
-    </w:p>
-    <w:p>
-      <w:r>
-        <w:t xml:space="preserve">1. Did Mai used to have long hair?</w:t>
-      </w:r>
-    </w:p>
-    <w:p>
-      <w:r>
-        <w:t xml:space="preserve">2. He is used to work at night.</w:t>
-      </w:r>
-    </w:p>
-    <w:p>
-      <w:r>
-        <w:t xml:space="preserve">3. There use to be a park here.</w:t>
-      </w:r>
-    </w:p>
-    <w:p>
-      <w:r>
-        <w:t xml:space="preserve">4. I used to met her yesterday.</w:t>
-      </w:r>
-    </w:p>
-    <w:p>
-      <w:r>
-        <w:t xml:space="preserve">5. She gets used to the noise now.</w:t>
-      </w:r>
-    </w:p>
-    <w:p>
-      <w:r>
-        <w:t xml:space="preserve">6. I use to play football.</w:t>
-      </w:r>
-    </w:p>
-    <w:p>
-      <w:r>
-        <w:t xml:space="preserve">7. She used to lived here.</w:t>
-      </w:r>
-    </w:p>
-    <w:p>
-      <w:r>
-        <w:t xml:space="preserve">8. He did not used to smoke.</w:t>
-      </w:r>
-    </w:p>
-    <w:p>
-      <w:r>
-        <w:t xml:space="preserve">9. I am used to get up early.</w:t>
-      </w:r>
-    </w:p>
-    <w:p>
-      <w:r>
-        <w:t xml:space="preserve">10. Did you got used to the job?</w:t>
-      </w:r>
-    </w:p>
-    <w:p>
-      <w:r>
-        <w:rPr>
+        <w:t>PHẦN 5. VIẾT LẠI VỚI BE USED TO / GET USED TO (10 điểm)</w:t>
+      </w:r>
+    </w:p>
+    <w:p>
+      <w:pPr>
+        <w:spacing w:before="0" w:after="60"/>
+        <w:keepNext/>
+      </w:pPr>
+      <w:r>
+        <w:rPr>
+          <w:color w:val="000000"/>
+          <w:i/>
+        </w:rPr>
+        <w:t>Hướng dẫn: Viết lại mỗi câu bằng be used to hoặc get used to theo nghĩa đã cho.</w:t>
+      </w:r>
+    </w:p>
+    <w:p>
+      <w:pPr>
+        <w:spacing w:before="40" w:after="60"/>
+      </w:pPr>
+      <w:r>
+        <w:rPr>
+          <w:color w:val="000000"/>
+        </w:rPr>
+        <w:t>1. Working late is normal for me.</w:t>
+      </w:r>
+    </w:p>
+    <w:p>
+      <w:pPr>
+        <w:spacing w:before="120" w:after="160"/>
+      </w:pPr>
+      <w:r>
+        <w:rPr>
+          <w:color w:val="000000"/>
+        </w:rPr>
+        <w:t>2. The new schedule is becoming familiar to Lan.</w:t>
+      </w:r>
+    </w:p>
+    <w:p>
+      <w:pPr>
+        <w:spacing w:before="120" w:after="160"/>
+      </w:pPr>
+      <w:r>
+        <w:rPr>
+          <w:color w:val="000000"/>
+        </w:rPr>
+        <w:t>3. Driving on the left became familiar to him.</w:t>
+      </w:r>
+    </w:p>
+    <w:p>
+      <w:pPr>
+        <w:spacing w:before="120" w:after="160"/>
+      </w:pPr>
+      <w:r>
+        <w:rPr>
+          <w:color w:val="000000"/>
+        </w:rPr>
+        <w:t>4. Cold weather is not normal for us.</w:t>
+      </w:r>
+    </w:p>
+    <w:p>
+      <w:pPr>
+        <w:spacing w:before="120" w:after="160"/>
+      </w:pPr>
+      <w:r>
+        <w:rPr>
+          <w:color w:val="000000"/>
+        </w:rPr>
+        <w:t>5. The children will gradually find the school familiar.</w:t>
+      </w:r>
+    </w:p>
+    <w:p>
+      <w:pPr>
+        <w:spacing w:before="120" w:after="160"/>
+      </w:pPr>
+      <w:r>
+        <w:rPr>
+          <w:color w:val="000000"/>
+        </w:rPr>
+        <w:t>6. Living alone is normal for Mai now.</w:t>
+      </w:r>
+    </w:p>
+    <w:p>
+      <w:pPr>
+        <w:spacing w:before="120" w:after="160"/>
+      </w:pPr>
+      <w:r>
+        <w:rPr>
+          <w:color w:val="000000"/>
+        </w:rPr>
+        <w:t>7. Waking early is becoming easier for me.</w:t>
+      </w:r>
+    </w:p>
+    <w:p>
+      <w:pPr>
+        <w:spacing w:before="120" w:after="160"/>
+      </w:pPr>
+      <w:r>
+        <w:rPr>
+          <w:color w:val="000000"/>
+        </w:rPr>
+        <w:t>8. Spicy food was familiar to them.</w:t>
+      </w:r>
+    </w:p>
+    <w:p>
+      <w:pPr>
+        <w:spacing w:before="120" w:after="160"/>
+      </w:pPr>
+      <w:r>
+        <w:rPr>
+          <w:color w:val="000000"/>
+        </w:rPr>
+        <w:t>9. Wearing glasses became normal for Nam.</w:t>
+      </w:r>
+    </w:p>
+    <w:p>
+      <w:pPr>
+        <w:spacing w:before="120" w:after="160"/>
+      </w:pPr>
+      <w:r>
+        <w:rPr>
+          <w:color w:val="000000"/>
+        </w:rPr>
+        <w:t>10. Is the traffic familiar to you?</w:t>
+      </w:r>
+    </w:p>
+    <w:p>
+      <w:pPr>
+        <w:spacing w:before="240" w:after="60"/>
+        <w:keepNext/>
+      </w:pPr>
+      <w:r>
+        <w:rPr>
+          <w:color w:val="000000"/>
           <w:b/>
         </w:rPr>
-        <w:t xml:space="preserve">PHẦN 7. DỊCH SANG TIẾNG ANH (10 điểm)</w:t>
-      </w:r>
-    </w:p>
-    <w:p>
-      <w:r>
-        <w:t xml:space="preserve">1. Trước đây tôi thường sống ở Huế.</w:t>
-      </w:r>
-    </w:p>
-    <w:p>
-      <w:r>
-        <w:t xml:space="preserve">2. Cô ấy không từng thích cà phê.</w:t>
-      </w:r>
-    </w:p>
-    <w:p>
-      <w:r>
-        <w:t xml:space="preserve">3. Bạn đã quen với tiếng ồn chưa?</w:t>
-      </w:r>
-    </w:p>
-    <w:p>
-      <w:r>
-        <w:t xml:space="preserve">4. Tôi đã quen với việc dậy sớm.</w:t>
-      </w:r>
-    </w:p>
-    <w:p>
-      <w:r>
-        <w:t xml:space="preserve">5. Anh ấy đang dần quen với công việc mới.</w:t>
-      </w:r>
-    </w:p>
-    <w:p>
-      <w:r>
-        <w:t xml:space="preserve">6. Rồi họ sẽ quen với thời tiết.</w:t>
-      </w:r>
-    </w:p>
-    <w:p>
-      <w:r>
-        <w:t xml:space="preserve">7. Trước đây từng có một cửa hàng ở đây.</w:t>
-      </w:r>
-    </w:p>
-    <w:p>
-      <w:r>
-        <w:t xml:space="preserve">8. Chúng tôi chưa quen với việc lái xe ban đêm.</w:t>
-      </w:r>
-    </w:p>
-    <w:p>
-      <w:r>
-        <w:t xml:space="preserve">9. Lan mất một tháng để quen với lớp mới.</w:t>
-      </w:r>
-    </w:p>
-    <w:p>
-      <w:r>
-        <w:t xml:space="preserve">10. Bạn từng đi bộ đến trường phải không?</w:t>
-      </w:r>
-    </w:p>
-    <w:p>
-      <w:r>
-        <w:rPr>
+        <w:t>PHẦN 6. SỬA LỖI SAI (10 điểm)</w:t>
+      </w:r>
+    </w:p>
+    <w:p>
+      <w:pPr>
+        <w:spacing w:before="0" w:after="60"/>
+        <w:keepNext/>
+      </w:pPr>
+      <w:r>
+        <w:rPr>
+          <w:color w:val="000000"/>
+          <w:i/>
+        </w:rPr>
+        <w:t>Hướng dẫn: Tìm lỗi sai và viết lại câu đúng hoàn chỉnh.</w:t>
+      </w:r>
+    </w:p>
+    <w:p>
+      <w:pPr>
+        <w:spacing w:before="40" w:after="60"/>
+      </w:pPr>
+      <w:r>
+        <w:rPr>
+          <w:color w:val="000000"/>
+        </w:rPr>
+        <w:t>1. Did Mai used to have long hair?</w:t>
+      </w:r>
+    </w:p>
+    <w:p>
+      <w:pPr>
+        <w:spacing w:before="120" w:after="160"/>
+      </w:pPr>
+      <w:r>
+        <w:rPr>
+          <w:color w:val="000000"/>
+        </w:rPr>
+        <w:t>2. He is used to work at night.</w:t>
+      </w:r>
+    </w:p>
+    <w:p>
+      <w:pPr>
+        <w:spacing w:before="120" w:after="160"/>
+      </w:pPr>
+      <w:r>
+        <w:rPr>
+          <w:color w:val="000000"/>
+        </w:rPr>
+        <w:t>3. There use to be a park here.</w:t>
+      </w:r>
+    </w:p>
+    <w:p>
+      <w:pPr>
+        <w:spacing w:before="120" w:after="160"/>
+      </w:pPr>
+      <w:r>
+        <w:rPr>
+          <w:color w:val="000000"/>
+        </w:rPr>
+        <w:t>4. I used to met her yesterday.</w:t>
+      </w:r>
+    </w:p>
+    <w:p>
+      <w:pPr>
+        <w:spacing w:before="120" w:after="160"/>
+      </w:pPr>
+      <w:r>
+        <w:rPr>
+          <w:color w:val="000000"/>
+        </w:rPr>
+        <w:t>5. She gets used to the noise now.</w:t>
+      </w:r>
+    </w:p>
+    <w:p>
+      <w:pPr>
+        <w:spacing w:before="120" w:after="160"/>
+      </w:pPr>
+      <w:r>
+        <w:rPr>
+          <w:color w:val="000000"/>
+        </w:rPr>
+        <w:t>6. I use to play football.</w:t>
+      </w:r>
+    </w:p>
+    <w:p>
+      <w:pPr>
+        <w:spacing w:before="120" w:after="160"/>
+      </w:pPr>
+      <w:r>
+        <w:rPr>
+          <w:color w:val="000000"/>
+        </w:rPr>
+        <w:t>7. She used to lived here.</w:t>
+      </w:r>
+    </w:p>
+    <w:p>
+      <w:pPr>
+        <w:spacing w:before="120" w:after="160"/>
+      </w:pPr>
+      <w:r>
+        <w:rPr>
+          <w:color w:val="000000"/>
+        </w:rPr>
+        <w:t>8. He did not used to smoke.</w:t>
+      </w:r>
+    </w:p>
+    <w:p>
+      <w:pPr>
+        <w:spacing w:before="120" w:after="160"/>
+      </w:pPr>
+      <w:r>
+        <w:rPr>
+          <w:color w:val="000000"/>
+        </w:rPr>
+        <w:t>9. I am used to get up early.</w:t>
+      </w:r>
+    </w:p>
+    <w:p>
+      <w:pPr>
+        <w:spacing w:before="120" w:after="160"/>
+      </w:pPr>
+      <w:r>
+        <w:rPr>
+          <w:color w:val="000000"/>
+        </w:rPr>
+        <w:t>10. Did you got used to the job?</w:t>
+      </w:r>
+    </w:p>
+    <w:p>
+      <w:pPr>
+        <w:spacing w:before="240" w:after="60"/>
+        <w:keepNext/>
+      </w:pPr>
+      <w:r>
+        <w:rPr>
+          <w:color w:val="000000"/>
           <w:b/>
         </w:rPr>
-        <w:t xml:space="preserve">PHẦN 8. HOÀN THÀNH CÂU (10 điểm)</w:t>
-      </w:r>
-    </w:p>
-    <w:p>
-      <w:r>
-        <w:t xml:space="preserve">1. I / used to / play / outside</w:t>
-      </w:r>
-    </w:p>
-    <w:p>
-      <w:r>
-        <w:t xml:space="preserve">2. she / not use to / be / quiet</w:t>
-      </w:r>
-    </w:p>
-    <w:p>
-      <w:r>
-        <w:t xml:space="preserve">3. you / use to / swim / ?</w:t>
-      </w:r>
-    </w:p>
-    <w:p>
-      <w:r>
-        <w:t xml:space="preserve">4. he / be used to / work late</w:t>
-      </w:r>
-    </w:p>
-    <w:p>
-      <w:r>
-        <w:t xml:space="preserve">5. they / get used to / live abroad / past</w:t>
-      </w:r>
-    </w:p>
-    <w:p>
-      <w:r>
-        <w:t xml:space="preserve">6. Mai / be getting used to / new school</w:t>
-      </w:r>
-    </w:p>
-    <w:p>
-      <w:r>
-        <w:t xml:space="preserve">7. we / not be used to / cold</w:t>
-      </w:r>
-    </w:p>
-    <w:p>
-      <w:r>
-        <w:t xml:space="preserve">8. you / get used to / schedule / future</w:t>
-      </w:r>
-    </w:p>
-    <w:p>
-      <w:r>
-        <w:t xml:space="preserve">9. there / used to be / market / here</w:t>
-      </w:r>
-    </w:p>
-    <w:p>
-      <w:r>
-        <w:t xml:space="preserve">10. Nam / be used to / cook / ?</w:t>
-      </w:r>
-    </w:p>
-    <w:p>
-      <w:r>
-        <w:rPr>
+        <w:t>PHẦN 7. DỊCH SANG TIẾNG ANH (10 điểm)</w:t>
+      </w:r>
+    </w:p>
+    <w:p>
+      <w:pPr>
+        <w:spacing w:before="0" w:after="60"/>
+        <w:keepNext/>
+      </w:pPr>
+      <w:r>
+        <w:rPr>
+          <w:color w:val="000000"/>
+          <w:i/>
+        </w:rPr>
+        <w:t>Hướng dẫn: Dịch từng câu sang tiếng Anh tự nhiên và đúng ngữ pháp.</w:t>
+      </w:r>
+    </w:p>
+    <w:p>
+      <w:pPr>
+        <w:spacing w:before="40" w:after="60"/>
+      </w:pPr>
+      <w:r>
+        <w:rPr>
+          <w:color w:val="000000"/>
+        </w:rPr>
+        <w:t>1. Trước đây tôi thường sống ở Huế.</w:t>
+      </w:r>
+    </w:p>
+    <w:p>
+      <w:pPr>
+        <w:spacing w:before="120" w:after="160"/>
+      </w:pPr>
+      <w:r>
+        <w:rPr>
+          <w:color w:val="000000"/>
+        </w:rPr>
+        <w:t>2. Cô ấy không từng thích cà phê.</w:t>
+      </w:r>
+    </w:p>
+    <w:p>
+      <w:pPr>
+        <w:spacing w:before="120" w:after="160"/>
+      </w:pPr>
+      <w:r>
+        <w:rPr>
+          <w:color w:val="000000"/>
+        </w:rPr>
+        <w:t>3. Bạn đã quen với tiếng ồn chưa?</w:t>
+      </w:r>
+    </w:p>
+    <w:p>
+      <w:pPr>
+        <w:spacing w:before="120" w:after="160"/>
+      </w:pPr>
+      <w:r>
+        <w:rPr>
+          <w:color w:val="000000"/>
+        </w:rPr>
+        <w:t>4. Tôi đã quen với việc dậy sớm.</w:t>
+      </w:r>
+    </w:p>
+    <w:p>
+      <w:pPr>
+        <w:spacing w:before="120" w:after="160"/>
+      </w:pPr>
+      <w:r>
+        <w:rPr>
+          <w:color w:val="000000"/>
+        </w:rPr>
+        <w:t>5. Anh ấy đang dần quen với công việc mới.</w:t>
+      </w:r>
+    </w:p>
+    <w:p>
+      <w:pPr>
+        <w:spacing w:before="120" w:after="160"/>
+      </w:pPr>
+      <w:r>
+        <w:rPr>
+          <w:color w:val="000000"/>
+        </w:rPr>
+        <w:t>6. Rồi họ sẽ quen với thời tiết.</w:t>
+      </w:r>
+    </w:p>
+    <w:p>
+      <w:pPr>
+        <w:spacing w:before="120" w:after="160"/>
+      </w:pPr>
+      <w:r>
+        <w:rPr>
+          <w:color w:val="000000"/>
+        </w:rPr>
+        <w:t>7. Trước đây từng có một cửa hàng ở đây.</w:t>
+      </w:r>
+    </w:p>
+    <w:p>
+      <w:pPr>
+        <w:spacing w:before="120" w:after="160"/>
+      </w:pPr>
+      <w:r>
+        <w:rPr>
+          <w:color w:val="000000"/>
+        </w:rPr>
+        <w:t>8. Chúng tôi chưa quen với việc lái xe ban đêm.</w:t>
+      </w:r>
+    </w:p>
+    <w:p>
+      <w:pPr>
+        <w:spacing w:before="120" w:after="160"/>
+      </w:pPr>
+      <w:r>
+        <w:rPr>
+          <w:color w:val="000000"/>
+        </w:rPr>
+        <w:t>9. Lan mất một tháng để quen với lớp mới.</w:t>
+      </w:r>
+    </w:p>
+    <w:p>
+      <w:pPr>
+        <w:spacing w:before="120" w:after="160"/>
+      </w:pPr>
+      <w:r>
+        <w:rPr>
+          <w:color w:val="000000"/>
+        </w:rPr>
+        <w:t>10. Bạn từng đi bộ đến trường phải không?</w:t>
+      </w:r>
+    </w:p>
+    <w:p>
+      <w:pPr>
+        <w:spacing w:before="240" w:after="60"/>
+        <w:keepNext/>
+      </w:pPr>
+      <w:r>
+        <w:rPr>
+          <w:color w:val="000000"/>
           <w:b/>
         </w:rPr>
-        <w:t xml:space="preserve">PHẦN 9. ĐỌC HIỂU (10 điểm)</w:t>
-      </w:r>
-    </w:p>
-    <w:p>
-      <w:r>
-        <w:t xml:space="preserve">Before university, Minh used to live with his parents. His mother used to cook every meal, so he did not use to prepare food. Now he shares an apartment near campus. During the first month, he could not get used to shopping and cooking. After practicing, he is used to making simple meals. He is still getting used to managing his money, but living independently is becoming easier.</w:t>
-      </w:r>
-    </w:p>
-    <w:p>
-      <w:r>
-        <w:t xml:space="preserve">1. Who did Minh use to live with? 2. Who cooked the meals? 3. Where does he live now? 4. What is he used to doing now? 5. What is he still getting used to?</w:t>
-      </w:r>
-    </w:p>
-    <w:p>
-      <w:r>
-        <w:rPr>
+        <w:t>PHẦN 8. HOÀN THÀNH CÂU (10 điểm)</w:t>
+      </w:r>
+    </w:p>
+    <w:p>
+      <w:pPr>
+        <w:spacing w:before="0" w:after="60"/>
+        <w:keepNext/>
+      </w:pPr>
+      <w:r>
+        <w:rPr>
+          <w:color w:val="000000"/>
+          <w:i/>
+        </w:rPr>
+        <w:t>Hướng dẫn: Sắp xếp các từ đã cho thành câu hoàn chỉnh.</w:t>
+      </w:r>
+    </w:p>
+    <w:p>
+      <w:pPr>
+        <w:spacing w:before="40" w:after="60"/>
+      </w:pPr>
+      <w:r>
+        <w:rPr>
+          <w:color w:val="000000"/>
+        </w:rPr>
+        <w:t>1. I / used to / play / outside</w:t>
+      </w:r>
+    </w:p>
+    <w:p>
+      <w:pPr>
+        <w:spacing w:before="120" w:after="160"/>
+      </w:pPr>
+      <w:r>
+        <w:rPr>
+          <w:color w:val="000000"/>
+        </w:rPr>
+        <w:t>2. she / not use to / be / quiet</w:t>
+      </w:r>
+    </w:p>
+    <w:p>
+      <w:pPr>
+        <w:spacing w:before="120" w:after="160"/>
+      </w:pPr>
+      <w:r>
+        <w:rPr>
+          <w:color w:val="000000"/>
+        </w:rPr>
+        <w:t>3. you / use to / swim / ?</w:t>
+      </w:r>
+    </w:p>
+    <w:p>
+      <w:pPr>
+        <w:spacing w:before="120" w:after="160"/>
+      </w:pPr>
+      <w:r>
+        <w:rPr>
+          <w:color w:val="000000"/>
+        </w:rPr>
+        <w:t>4. he / be used to / work late</w:t>
+      </w:r>
+    </w:p>
+    <w:p>
+      <w:pPr>
+        <w:spacing w:before="120" w:after="160"/>
+      </w:pPr>
+      <w:r>
+        <w:rPr>
+          <w:color w:val="000000"/>
+        </w:rPr>
+        <w:t>5. they / get used to / live abroad / past</w:t>
+      </w:r>
+    </w:p>
+    <w:p>
+      <w:pPr>
+        <w:spacing w:before="120" w:after="160"/>
+      </w:pPr>
+      <w:r>
+        <w:rPr>
+          <w:color w:val="000000"/>
+        </w:rPr>
+        <w:t>6. Mai / be getting used to / new school</w:t>
+      </w:r>
+    </w:p>
+    <w:p>
+      <w:pPr>
+        <w:spacing w:before="120" w:after="160"/>
+      </w:pPr>
+      <w:r>
+        <w:rPr>
+          <w:color w:val="000000"/>
+        </w:rPr>
+        <w:t>7. we / not be used to / cold</w:t>
+      </w:r>
+    </w:p>
+    <w:p>
+      <w:pPr>
+        <w:spacing w:before="120" w:after="160"/>
+      </w:pPr>
+      <w:r>
+        <w:rPr>
+          <w:color w:val="000000"/>
+        </w:rPr>
+        <w:t>8. you / get used to / schedule / future</w:t>
+      </w:r>
+    </w:p>
+    <w:p>
+      <w:pPr>
+        <w:spacing w:before="120" w:after="160"/>
+      </w:pPr>
+      <w:r>
+        <w:rPr>
+          <w:color w:val="000000"/>
+        </w:rPr>
+        <w:t>9. there / used to be / market / here</w:t>
+      </w:r>
+    </w:p>
+    <w:p>
+      <w:pPr>
+        <w:spacing w:before="120" w:after="160"/>
+      </w:pPr>
+      <w:r>
+        <w:rPr>
+          <w:color w:val="000000"/>
+        </w:rPr>
+        <w:t>10. Nam / be used to / cook / ?</w:t>
+      </w:r>
+    </w:p>
+    <w:p>
+      <w:pPr>
+        <w:spacing w:before="240" w:after="60"/>
+        <w:keepNext/>
+      </w:pPr>
+      <w:r>
+        <w:rPr>
+          <w:color w:val="000000"/>
           <w:b/>
         </w:rPr>
-        <w:t xml:space="preserve">PHẦN 10. VIẾT (10 điểm)</w:t>
-      </w:r>
-    </w:p>
-    <w:p>
-      <w:r>
-        <w:t xml:space="preserve">Viết 90–110 từ về việc bắt đầu sống hoặc học tập độc lập. Dùng used to, be used to và get used to.</w:t>
-      </w:r>
-    </w:p>
-    <w:p>
-      <w:r>
-        <w:rPr>
+        <w:t>PHẦN 9. ĐỌC HIỂU (10 điểm)</w:t>
+      </w:r>
+    </w:p>
+    <w:p>
+      <w:pPr>
+        <w:spacing w:before="0" w:after="60"/>
+        <w:keepNext/>
+      </w:pPr>
+      <w:r>
+        <w:rPr>
+          <w:color w:val="000000"/>
+          <w:i/>
+        </w:rPr>
+        <w:t>Hướng dẫn: Đọc đoạn văn và trả lời từng câu hỏi bằng thông tin trong bài.</w:t>
+      </w:r>
+    </w:p>
+    <w:p>
+      <w:pPr>
+        <w:spacing w:before="0" w:after="120"/>
+      </w:pPr>
+      <w:r>
+        <w:rPr>
+          <w:color w:val="000000"/>
+        </w:rPr>
+        <w:t>Before university, Minh used to live with his parents. His mother used to cook every meal, so he did not use to prepare food.</w:t>
+      </w:r>
+    </w:p>
+    <w:p>
+      <w:pPr>
+        <w:spacing w:before="0" w:after="120"/>
+      </w:pPr>
+      <w:r>
+        <w:rPr>
+          <w:color w:val="000000"/>
+        </w:rPr>
+        <w:t>Now he shares an apartment near campus. During the first month, he could not get used to shopping and cooking.</w:t>
+      </w:r>
+    </w:p>
+    <w:p>
+      <w:pPr>
+        <w:spacing w:before="0" w:after="120"/>
+      </w:pPr>
+      <w:r>
+        <w:rPr>
+          <w:color w:val="000000"/>
+        </w:rPr>
+        <w:t>After practicing, he is used to making simple meals. He is still getting used to managing his money, but living independently is becoming easier.</w:t>
+      </w:r>
+    </w:p>
+    <w:p>
+      <w:pPr>
+        <w:spacing w:before="120" w:after="160"/>
+      </w:pPr>
+      <w:r>
+        <w:rPr>
+          <w:color w:val="000000"/>
+        </w:rPr>
+        <w:t>1. Who did Minh use to live with?</w:t>
+      </w:r>
+    </w:p>
+    <w:p>
+      <w:pPr>
+        <w:spacing w:before="120" w:after="160"/>
+      </w:pPr>
+      <w:r>
+        <w:rPr>
+          <w:color w:val="000000"/>
+        </w:rPr>
+        <w:t>2. Who cooked the meals?</w:t>
+      </w:r>
+    </w:p>
+    <w:p>
+      <w:pPr>
+        <w:spacing w:before="120" w:after="160"/>
+      </w:pPr>
+      <w:r>
+        <w:rPr>
+          <w:color w:val="000000"/>
+        </w:rPr>
+        <w:t>3. Where does he live now?</w:t>
+      </w:r>
+    </w:p>
+    <w:p>
+      <w:pPr>
+        <w:spacing w:before="120" w:after="160"/>
+      </w:pPr>
+      <w:r>
+        <w:rPr>
+          <w:color w:val="000000"/>
+        </w:rPr>
+        <w:t>4. What is he used to doing now?</w:t>
+      </w:r>
+    </w:p>
+    <w:p>
+      <w:pPr>
+        <w:spacing w:before="120" w:after="160"/>
+      </w:pPr>
+      <w:r>
+        <w:rPr>
+          <w:color w:val="000000"/>
+        </w:rPr>
+        <w:t>5. What is he still getting used to?</w:t>
+      </w:r>
+    </w:p>
+    <w:p>
+      <w:pPr>
+        <w:spacing w:before="240" w:after="60"/>
+        <w:keepNext/>
+      </w:pPr>
+      <w:r>
+        <w:rPr>
+          <w:color w:val="000000"/>
           <w:b/>
         </w:rPr>
-        <w:t xml:space="preserve">ĐÁP ÁN – ĐỀ 3</w:t>
-      </w:r>
-    </w:p>
-    <w:p>
-      <w:r>
-        <w:rPr>
+        <w:t>PHẦN 10. VIẾT (10 điểm)</w:t>
+      </w:r>
+    </w:p>
+    <w:p>
+      <w:pPr>
+        <w:spacing w:before="0" w:after="60"/>
+        <w:keepNext/>
+      </w:pPr>
+      <w:r>
+        <w:rPr>
+          <w:color w:val="000000"/>
+          <w:i/>
+        </w:rPr>
+        <w:t>Hướng dẫn: Viết đúng độ dài và sử dụng đủ các cấu trúc được yêu cầu.</w:t>
+      </w:r>
+    </w:p>
+    <w:p>
+      <w:pPr>
+        <w:spacing w:before="40" w:after="60"/>
+      </w:pPr>
+      <w:r>
+        <w:rPr>
+          <w:color w:val="000000"/>
+        </w:rPr>
+        <w:t>Viết 90–110 từ về việc bắt đầu sống hoặc học tập độc lập. Dùng used to, be used to và get used to.</w:t>
+      </w:r>
+    </w:p>
+    <w:p>
+      <w:pPr>
+        <w:spacing w:before="0" w:after="280"/>
+        <w:keepNext/>
+        <w:jc w:val="center"/>
+      </w:pPr>
+      <w:r>
+        <w:rPr>
+          <w:color w:val="000000"/>
           <w:b/>
         </w:rPr>
-        <w:t xml:space="preserve">PHẦN 1: 1. B; 2. A; 3. B; 4. A; 5. B; 6. A; 7. B; 8. B; 9. B; 10. C</w:t>
-      </w:r>
-    </w:p>
-    <w:p>
-      <w:r>
-        <w:rPr>
+        <w:br w:type="page"/>
+        <w:t>ĐÁP ÁN</w:t>
+      </w:r>
+    </w:p>
+    <w:p>
+      <w:pPr>
+        <w:spacing w:before="240" w:after="60"/>
+        <w:keepNext/>
+      </w:pPr>
+      <w:r>
+        <w:rPr>
+          <w:color w:val="000000"/>
           <w:b/>
         </w:rPr>
-        <w:t xml:space="preserve">PHẦN 2: 1. used to; 2. got used to; 3. is used to; 4. use to; 5. used to; 6. used to; 7. is not used to; 8. getting used to; 9. used to; 10. got used to</w:t>
-      </w:r>
-    </w:p>
-    <w:p>
-      <w:r>
-        <w:rPr>
+        <w:t>PHẦN 1</w:t>
+      </w:r>
+    </w:p>
+    <w:p>
+      <w:pPr>
+        <w:spacing w:before="60" w:after="120"/>
+      </w:pPr>
+      <w:r>
+        <w:rPr>
+          <w:color w:val="000000"/>
+        </w:rPr>
+        <w:t>Câu 1: B</w:t>
+      </w:r>
+    </w:p>
+    <w:p>
+      <w:pPr>
+        <w:spacing w:before="60" w:after="120"/>
+      </w:pPr>
+      <w:r>
+        <w:rPr>
+          <w:color w:val="000000"/>
+        </w:rPr>
+        <w:t>Câu 2: A</w:t>
+      </w:r>
+    </w:p>
+    <w:p>
+      <w:pPr>
+        <w:spacing w:before="60" w:after="120"/>
+      </w:pPr>
+      <w:r>
+        <w:rPr>
+          <w:color w:val="000000"/>
+        </w:rPr>
+        <w:t>Câu 3: B</w:t>
+      </w:r>
+    </w:p>
+    <w:p>
+      <w:pPr>
+        <w:spacing w:before="60" w:after="120"/>
+      </w:pPr>
+      <w:r>
+        <w:rPr>
+          <w:color w:val="000000"/>
+        </w:rPr>
+        <w:t>Câu 4: A</w:t>
+      </w:r>
+    </w:p>
+    <w:p>
+      <w:pPr>
+        <w:spacing w:before="60" w:after="120"/>
+      </w:pPr>
+      <w:r>
+        <w:rPr>
+          <w:color w:val="000000"/>
+        </w:rPr>
+        <w:t>Câu 5: B</w:t>
+      </w:r>
+    </w:p>
+    <w:p>
+      <w:pPr>
+        <w:spacing w:before="60" w:after="120"/>
+      </w:pPr>
+      <w:r>
+        <w:rPr>
+          <w:color w:val="000000"/>
+        </w:rPr>
+        <w:t>Câu 6: A</w:t>
+      </w:r>
+    </w:p>
+    <w:p>
+      <w:pPr>
+        <w:spacing w:before="60" w:after="120"/>
+      </w:pPr>
+      <w:r>
+        <w:rPr>
+          <w:color w:val="000000"/>
+        </w:rPr>
+        <w:t>Câu 7: B</w:t>
+      </w:r>
+    </w:p>
+    <w:p>
+      <w:pPr>
+        <w:spacing w:before="60" w:after="120"/>
+      </w:pPr>
+      <w:r>
+        <w:rPr>
+          <w:color w:val="000000"/>
+        </w:rPr>
+        <w:t>Câu 8: B</w:t>
+      </w:r>
+    </w:p>
+    <w:p>
+      <w:pPr>
+        <w:spacing w:before="60" w:after="120"/>
+      </w:pPr>
+      <w:r>
+        <w:rPr>
+          <w:color w:val="000000"/>
+        </w:rPr>
+        <w:t>Câu 9: B</w:t>
+      </w:r>
+    </w:p>
+    <w:p>
+      <w:pPr>
+        <w:spacing w:before="60" w:after="120"/>
+      </w:pPr>
+      <w:r>
+        <w:rPr>
+          <w:color w:val="000000"/>
+        </w:rPr>
+        <w:t>Câu 10: C</w:t>
+      </w:r>
+    </w:p>
+    <w:p>
+      <w:pPr>
+        <w:spacing w:before="240" w:after="60"/>
+        <w:keepNext/>
+      </w:pPr>
+      <w:r>
+        <w:rPr>
+          <w:color w:val="000000"/>
           <w:b/>
         </w:rPr>
-        <w:t xml:space="preserve">PHẦN 3: 1. waking; 2. studying; 3. visit; 4. hearing; 5. cooking; 6. working; 7. walk; 8. living; 9. wear; 10. eating</w:t>
-      </w:r>
-    </w:p>
-    <w:p>
-      <w:r>
-        <w:rPr>
+        <w:t>PHẦN 2</w:t>
+      </w:r>
+    </w:p>
+    <w:p>
+      <w:pPr>
+        <w:spacing w:before="60" w:after="120"/>
+      </w:pPr>
+      <w:r>
+        <w:rPr>
+          <w:color w:val="000000"/>
+        </w:rPr>
+        <w:t>Câu 1: used to</w:t>
+      </w:r>
+    </w:p>
+    <w:p>
+      <w:pPr>
+        <w:spacing w:before="60" w:after="120"/>
+      </w:pPr>
+      <w:r>
+        <w:rPr>
+          <w:color w:val="000000"/>
+        </w:rPr>
+        <w:t>Câu 2: got used to</w:t>
+      </w:r>
+    </w:p>
+    <w:p>
+      <w:pPr>
+        <w:spacing w:before="60" w:after="120"/>
+      </w:pPr>
+      <w:r>
+        <w:rPr>
+          <w:color w:val="000000"/>
+        </w:rPr>
+        <w:t>Câu 3: is used to</w:t>
+      </w:r>
+    </w:p>
+    <w:p>
+      <w:pPr>
+        <w:spacing w:before="60" w:after="120"/>
+      </w:pPr>
+      <w:r>
+        <w:rPr>
+          <w:color w:val="000000"/>
+        </w:rPr>
+        <w:t>Câu 4: use to</w:t>
+      </w:r>
+    </w:p>
+    <w:p>
+      <w:pPr>
+        <w:spacing w:before="60" w:after="120"/>
+      </w:pPr>
+      <w:r>
+        <w:rPr>
+          <w:color w:val="000000"/>
+        </w:rPr>
+        <w:t>Câu 5: used to</w:t>
+      </w:r>
+    </w:p>
+    <w:p>
+      <w:pPr>
+        <w:spacing w:before="60" w:after="120"/>
+      </w:pPr>
+      <w:r>
+        <w:rPr>
+          <w:color w:val="000000"/>
+        </w:rPr>
+        <w:t>Câu 6: used to</w:t>
+      </w:r>
+    </w:p>
+    <w:p>
+      <w:pPr>
+        <w:spacing w:before="60" w:after="120"/>
+      </w:pPr>
+      <w:r>
+        <w:rPr>
+          <w:color w:val="000000"/>
+        </w:rPr>
+        <w:t>Câu 7: is not used to</w:t>
+      </w:r>
+    </w:p>
+    <w:p>
+      <w:pPr>
+        <w:spacing w:before="60" w:after="120"/>
+      </w:pPr>
+      <w:r>
+        <w:rPr>
+          <w:color w:val="000000"/>
+        </w:rPr>
+        <w:t>Câu 8: getting used to</w:t>
+      </w:r>
+    </w:p>
+    <w:p>
+      <w:pPr>
+        <w:spacing w:before="60" w:after="120"/>
+      </w:pPr>
+      <w:r>
+        <w:rPr>
+          <w:color w:val="000000"/>
+        </w:rPr>
+        <w:t>Câu 9: used to</w:t>
+      </w:r>
+    </w:p>
+    <w:p>
+      <w:pPr>
+        <w:spacing w:before="60" w:after="120"/>
+      </w:pPr>
+      <w:r>
+        <w:rPr>
+          <w:color w:val="000000"/>
+        </w:rPr>
+        <w:t>Câu 10: got used to</w:t>
+      </w:r>
+    </w:p>
+    <w:p>
+      <w:pPr>
+        <w:spacing w:before="240" w:after="60"/>
+        <w:keepNext/>
+      </w:pPr>
+      <w:r>
+        <w:rPr>
+          <w:color w:val="000000"/>
           <w:b/>
         </w:rPr>
-        <w:t xml:space="preserve">PHẦN 4: 1 I used to walk to school. 2 She used to be shy. 3 We used to live near the beach. 4 Nam did not use to eat vegetables. 5 This building used to be a cinema. 6 My father used to play chess. 7 Lan used to have long hair. 8 They did not use to own a car. 9 There used to be a lake here. 10 He used to visit us on Sundays.</w:t>
-      </w:r>
-    </w:p>
-    <w:p>
-      <w:r>
-        <w:rPr>
+        <w:t>PHẦN 3</w:t>
+      </w:r>
+    </w:p>
+    <w:p>
+      <w:pPr>
+        <w:spacing w:before="60" w:after="120"/>
+      </w:pPr>
+      <w:r>
+        <w:rPr>
+          <w:color w:val="000000"/>
+        </w:rPr>
+        <w:t>Câu 1: waking</w:t>
+      </w:r>
+    </w:p>
+    <w:p>
+      <w:pPr>
+        <w:spacing w:before="60" w:after="120"/>
+      </w:pPr>
+      <w:r>
+        <w:rPr>
+          <w:color w:val="000000"/>
+        </w:rPr>
+        <w:t>Câu 2: studying</w:t>
+      </w:r>
+    </w:p>
+    <w:p>
+      <w:pPr>
+        <w:spacing w:before="60" w:after="120"/>
+      </w:pPr>
+      <w:r>
+        <w:rPr>
+          <w:color w:val="000000"/>
+        </w:rPr>
+        <w:t>Câu 3: visit</w:t>
+      </w:r>
+    </w:p>
+    <w:p>
+      <w:pPr>
+        <w:spacing w:before="60" w:after="120"/>
+      </w:pPr>
+      <w:r>
+        <w:rPr>
+          <w:color w:val="000000"/>
+        </w:rPr>
+        <w:t>Câu 4: hearing</w:t>
+      </w:r>
+    </w:p>
+    <w:p>
+      <w:pPr>
+        <w:spacing w:before="60" w:after="120"/>
+      </w:pPr>
+      <w:r>
+        <w:rPr>
+          <w:color w:val="000000"/>
+        </w:rPr>
+        <w:t>Câu 5: cooking</w:t>
+      </w:r>
+    </w:p>
+    <w:p>
+      <w:pPr>
+        <w:spacing w:before="60" w:after="120"/>
+      </w:pPr>
+      <w:r>
+        <w:rPr>
+          <w:color w:val="000000"/>
+        </w:rPr>
+        <w:t>Câu 6: working</w:t>
+      </w:r>
+    </w:p>
+    <w:p>
+      <w:pPr>
+        <w:spacing w:before="60" w:after="120"/>
+      </w:pPr>
+      <w:r>
+        <w:rPr>
+          <w:color w:val="000000"/>
+        </w:rPr>
+        <w:t>Câu 7: walk</w:t>
+      </w:r>
+    </w:p>
+    <w:p>
+      <w:pPr>
+        <w:spacing w:before="60" w:after="120"/>
+      </w:pPr>
+      <w:r>
+        <w:rPr>
+          <w:color w:val="000000"/>
+        </w:rPr>
+        <w:t>Câu 8: living</w:t>
+      </w:r>
+    </w:p>
+    <w:p>
+      <w:pPr>
+        <w:spacing w:before="60" w:after="120"/>
+      </w:pPr>
+      <w:r>
+        <w:rPr>
+          <w:color w:val="000000"/>
+        </w:rPr>
+        <w:t>Câu 9: wear</w:t>
+      </w:r>
+    </w:p>
+    <w:p>
+      <w:pPr>
+        <w:spacing w:before="60" w:after="120"/>
+      </w:pPr>
+      <w:r>
+        <w:rPr>
+          <w:color w:val="000000"/>
+        </w:rPr>
+        <w:t>Câu 10: eating</w:t>
+      </w:r>
+    </w:p>
+    <w:p>
+      <w:pPr>
+        <w:spacing w:before="240" w:after="60"/>
+        <w:keepNext/>
+      </w:pPr>
+      <w:r>
+        <w:rPr>
+          <w:color w:val="000000"/>
           <w:b/>
         </w:rPr>
-        <w:t xml:space="preserve">PHẦN 5: 1 I am used to working late. 2 Lan is getting used to the new schedule. 3 He got used to driving on the left. 4 We are not used to cold weather. 5 The children will get used to the school. 6 Mai is used to living alone. 7 I am getting used to waking early. 8 They were used to spicy food. 9 Nam got used to wearing glasses. 10 Are you used to the traffic?</w:t>
-      </w:r>
-    </w:p>
-    <w:p>
-      <w:r>
-        <w:rPr>
+        <w:t>PHẦN 4</w:t>
+      </w:r>
+    </w:p>
+    <w:p>
+      <w:pPr>
+        <w:spacing w:before="60" w:after="120"/>
+      </w:pPr>
+      <w:r>
+        <w:rPr>
+          <w:color w:val="000000"/>
+        </w:rPr>
+        <w:t>Câu 1: I used to walk to school.</w:t>
+      </w:r>
+    </w:p>
+    <w:p>
+      <w:pPr>
+        <w:spacing w:before="60" w:after="120"/>
+      </w:pPr>
+      <w:r>
+        <w:rPr>
+          <w:color w:val="000000"/>
+        </w:rPr>
+        <w:t>Câu 2: She used to be shy.</w:t>
+      </w:r>
+    </w:p>
+    <w:p>
+      <w:pPr>
+        <w:spacing w:before="60" w:after="120"/>
+      </w:pPr>
+      <w:r>
+        <w:rPr>
+          <w:color w:val="000000"/>
+        </w:rPr>
+        <w:t>Câu 3: We used to live near the beach.</w:t>
+      </w:r>
+    </w:p>
+    <w:p>
+      <w:pPr>
+        <w:spacing w:before="60" w:after="120"/>
+      </w:pPr>
+      <w:r>
+        <w:rPr>
+          <w:color w:val="000000"/>
+        </w:rPr>
+        <w:t>Câu 4: Nam did not use to eat vegetables.</w:t>
+      </w:r>
+    </w:p>
+    <w:p>
+      <w:pPr>
+        <w:spacing w:before="60" w:after="120"/>
+      </w:pPr>
+      <w:r>
+        <w:rPr>
+          <w:color w:val="000000"/>
+        </w:rPr>
+        <w:t>Câu 5: This building used to be a cinema.</w:t>
+      </w:r>
+    </w:p>
+    <w:p>
+      <w:pPr>
+        <w:spacing w:before="60" w:after="120"/>
+      </w:pPr>
+      <w:r>
+        <w:rPr>
+          <w:color w:val="000000"/>
+        </w:rPr>
+        <w:t>Câu 6: My father used to play chess.</w:t>
+      </w:r>
+    </w:p>
+    <w:p>
+      <w:pPr>
+        <w:spacing w:before="60" w:after="120"/>
+      </w:pPr>
+      <w:r>
+        <w:rPr>
+          <w:color w:val="000000"/>
+        </w:rPr>
+        <w:t>Câu 7: Lan used to have long hair.</w:t>
+      </w:r>
+    </w:p>
+    <w:p>
+      <w:pPr>
+        <w:spacing w:before="60" w:after="120"/>
+      </w:pPr>
+      <w:r>
+        <w:rPr>
+          <w:color w:val="000000"/>
+        </w:rPr>
+        <w:t>Câu 8: They did not use to own a car.</w:t>
+      </w:r>
+    </w:p>
+    <w:p>
+      <w:pPr>
+        <w:spacing w:before="60" w:after="120"/>
+      </w:pPr>
+      <w:r>
+        <w:rPr>
+          <w:color w:val="000000"/>
+        </w:rPr>
+        <w:t>Câu 9: There used to be a lake here.</w:t>
+      </w:r>
+    </w:p>
+    <w:p>
+      <w:pPr>
+        <w:spacing w:before="60" w:after="120"/>
+      </w:pPr>
+      <w:r>
+        <w:rPr>
+          <w:color w:val="000000"/>
+        </w:rPr>
+        <w:t>Câu 10: He used to visit us on Sundays.</w:t>
+      </w:r>
+    </w:p>
+    <w:p>
+      <w:pPr>
+        <w:spacing w:before="240" w:after="60"/>
+        <w:keepNext/>
+      </w:pPr>
+      <w:r>
+        <w:rPr>
+          <w:color w:val="000000"/>
           <w:b/>
         </w:rPr>
-        <w:t xml:space="preserve">PHẦN 6: 1. Did Mai use to have long hair?; 2. He is used to working at night.; 3. There used to be a park here.; 4. I met her yesterday.; 5. She is used to the noise now.; 6. I used to play football.; 7. She used to live here.; 8. He did not use to smoke.; 9. I am used to getting up early.; 10. Did you get used to the job?</w:t>
-      </w:r>
-    </w:p>
-    <w:p>
-      <w:r>
-        <w:rPr>
+        <w:t>PHẦN 5</w:t>
+      </w:r>
+    </w:p>
+    <w:p>
+      <w:pPr>
+        <w:spacing w:before="60" w:after="120"/>
+      </w:pPr>
+      <w:r>
+        <w:rPr>
+          <w:color w:val="000000"/>
+        </w:rPr>
+        <w:t>Câu 1: I am used to working late.</w:t>
+      </w:r>
+    </w:p>
+    <w:p>
+      <w:pPr>
+        <w:spacing w:before="60" w:after="120"/>
+      </w:pPr>
+      <w:r>
+        <w:rPr>
+          <w:color w:val="000000"/>
+        </w:rPr>
+        <w:t>Câu 2: Lan is getting used to the new schedule.</w:t>
+      </w:r>
+    </w:p>
+    <w:p>
+      <w:pPr>
+        <w:spacing w:before="60" w:after="120"/>
+      </w:pPr>
+      <w:r>
+        <w:rPr>
+          <w:color w:val="000000"/>
+        </w:rPr>
+        <w:t>Câu 3: He got used to driving on the left.</w:t>
+      </w:r>
+    </w:p>
+    <w:p>
+      <w:pPr>
+        <w:spacing w:before="60" w:after="120"/>
+      </w:pPr>
+      <w:r>
+        <w:rPr>
+          <w:color w:val="000000"/>
+        </w:rPr>
+        <w:t>Câu 4: We are not used to cold weather.</w:t>
+      </w:r>
+    </w:p>
+    <w:p>
+      <w:pPr>
+        <w:spacing w:before="60" w:after="120"/>
+      </w:pPr>
+      <w:r>
+        <w:rPr>
+          <w:color w:val="000000"/>
+        </w:rPr>
+        <w:t>Câu 5: The children will get used to the school.</w:t>
+      </w:r>
+    </w:p>
+    <w:p>
+      <w:pPr>
+        <w:spacing w:before="60" w:after="120"/>
+      </w:pPr>
+      <w:r>
+        <w:rPr>
+          <w:color w:val="000000"/>
+        </w:rPr>
+        <w:t>Câu 6: Mai is used to living alone.</w:t>
+      </w:r>
+    </w:p>
+    <w:p>
+      <w:pPr>
+        <w:spacing w:before="60" w:after="120"/>
+      </w:pPr>
+      <w:r>
+        <w:rPr>
+          <w:color w:val="000000"/>
+        </w:rPr>
+        <w:t>Câu 7: I am getting used to waking early.</w:t>
+      </w:r>
+    </w:p>
+    <w:p>
+      <w:pPr>
+        <w:spacing w:before="60" w:after="120"/>
+      </w:pPr>
+      <w:r>
+        <w:rPr>
+          <w:color w:val="000000"/>
+        </w:rPr>
+        <w:t>Câu 8: They were used to spicy food.</w:t>
+      </w:r>
+    </w:p>
+    <w:p>
+      <w:pPr>
+        <w:spacing w:before="60" w:after="120"/>
+      </w:pPr>
+      <w:r>
+        <w:rPr>
+          <w:color w:val="000000"/>
+        </w:rPr>
+        <w:t>Câu 9: Nam got used to wearing glasses.</w:t>
+      </w:r>
+    </w:p>
+    <w:p>
+      <w:pPr>
+        <w:spacing w:before="60" w:after="120"/>
+      </w:pPr>
+      <w:r>
+        <w:rPr>
+          <w:color w:val="000000"/>
+        </w:rPr>
+        <w:t>Câu 10: Are you used to the traffic?</w:t>
+      </w:r>
+    </w:p>
+    <w:p>
+      <w:pPr>
+        <w:spacing w:before="240" w:after="60"/>
+        <w:keepNext/>
+      </w:pPr>
+      <w:r>
+        <w:rPr>
+          <w:color w:val="000000"/>
           <w:b/>
         </w:rPr>
-        <w:t xml:space="preserve">PHẦN 7: 1 I used to live in Hue. 2 She did not use to like coffee. 3 Have you got used to the noise? 4 I am used to getting up early. 5 He is getting used to his new job. 6 They will get used to the weather. 7 There used to be a shop here. 8 We are not used to driving at night. 9 It took Lan a month to get used to her new class. 10 Did you use to walk to school?</w:t>
-      </w:r>
-    </w:p>
-    <w:p>
-      <w:r>
-        <w:rPr>
+        <w:t>PHẦN 6</w:t>
+      </w:r>
+    </w:p>
+    <w:p>
+      <w:pPr>
+        <w:spacing w:before="60" w:after="120"/>
+      </w:pPr>
+      <w:r>
+        <w:rPr>
+          <w:color w:val="000000"/>
+        </w:rPr>
+        <w:t>Câu 1: Did Mai use to have long hair?</w:t>
+      </w:r>
+    </w:p>
+    <w:p>
+      <w:pPr>
+        <w:spacing w:before="60" w:after="120"/>
+      </w:pPr>
+      <w:r>
+        <w:rPr>
+          <w:color w:val="000000"/>
+        </w:rPr>
+        <w:t>Câu 2: He is used to working at night.</w:t>
+      </w:r>
+    </w:p>
+    <w:p>
+      <w:pPr>
+        <w:spacing w:before="60" w:after="120"/>
+      </w:pPr>
+      <w:r>
+        <w:rPr>
+          <w:color w:val="000000"/>
+        </w:rPr>
+        <w:t>Câu 3: There used to be a park here.</w:t>
+      </w:r>
+    </w:p>
+    <w:p>
+      <w:pPr>
+        <w:spacing w:before="60" w:after="120"/>
+      </w:pPr>
+      <w:r>
+        <w:rPr>
+          <w:color w:val="000000"/>
+        </w:rPr>
+        <w:t>Câu 4: I met her yesterday.</w:t>
+      </w:r>
+    </w:p>
+    <w:p>
+      <w:pPr>
+        <w:spacing w:before="60" w:after="120"/>
+      </w:pPr>
+      <w:r>
+        <w:rPr>
+          <w:color w:val="000000"/>
+        </w:rPr>
+        <w:t>Câu 5: She is used to the noise now.</w:t>
+      </w:r>
+    </w:p>
+    <w:p>
+      <w:pPr>
+        <w:spacing w:before="60" w:after="120"/>
+      </w:pPr>
+      <w:r>
+        <w:rPr>
+          <w:color w:val="000000"/>
+        </w:rPr>
+        <w:t>Câu 6: I used to play football.</w:t>
+      </w:r>
+    </w:p>
+    <w:p>
+      <w:pPr>
+        <w:spacing w:before="60" w:after="120"/>
+      </w:pPr>
+      <w:r>
+        <w:rPr>
+          <w:color w:val="000000"/>
+        </w:rPr>
+        <w:t>Câu 7: She used to live here.</w:t>
+      </w:r>
+    </w:p>
+    <w:p>
+      <w:pPr>
+        <w:spacing w:before="60" w:after="120"/>
+      </w:pPr>
+      <w:r>
+        <w:rPr>
+          <w:color w:val="000000"/>
+        </w:rPr>
+        <w:t>Câu 8: He did not use to smoke.</w:t>
+      </w:r>
+    </w:p>
+    <w:p>
+      <w:pPr>
+        <w:spacing w:before="60" w:after="120"/>
+      </w:pPr>
+      <w:r>
+        <w:rPr>
+          <w:color w:val="000000"/>
+        </w:rPr>
+        <w:t>Câu 9: I am used to getting up early.</w:t>
+      </w:r>
+    </w:p>
+    <w:p>
+      <w:pPr>
+        <w:spacing w:before="60" w:after="120"/>
+      </w:pPr>
+      <w:r>
+        <w:rPr>
+          <w:color w:val="000000"/>
+        </w:rPr>
+        <w:t>Câu 10: Did you get used to the job?</w:t>
+      </w:r>
+    </w:p>
+    <w:p>
+      <w:pPr>
+        <w:spacing w:before="240" w:after="60"/>
+        <w:keepNext/>
+      </w:pPr>
+      <w:r>
+        <w:rPr>
+          <w:color w:val="000000"/>
           <w:b/>
         </w:rPr>
-        <w:t xml:space="preserve">PHẦN 8: 1 I used to play outside. 2 She did not use to be quiet. 3 Did you use to swim? 4 He is used to working late. 5 They got used to living abroad. 6 Mai is getting used to her new school. 7 We are not used to the cold. 8 You will get used to the schedule. 9 There used to be a market here. 10 Is Nam used to cooking?</w:t>
-      </w:r>
-    </w:p>
-    <w:p>
-      <w:r>
-        <w:rPr>
+        <w:t>PHẦN 7</w:t>
+      </w:r>
+    </w:p>
+    <w:p>
+      <w:pPr>
+        <w:spacing w:before="60" w:after="120"/>
+      </w:pPr>
+      <w:r>
+        <w:rPr>
+          <w:color w:val="000000"/>
+        </w:rPr>
+        <w:t>Câu 1: I used to live in Hue.</w:t>
+      </w:r>
+    </w:p>
+    <w:p>
+      <w:pPr>
+        <w:spacing w:before="60" w:after="120"/>
+      </w:pPr>
+      <w:r>
+        <w:rPr>
+          <w:color w:val="000000"/>
+        </w:rPr>
+        <w:t>Câu 2: She did not use to like coffee.</w:t>
+      </w:r>
+    </w:p>
+    <w:p>
+      <w:pPr>
+        <w:spacing w:before="60" w:after="120"/>
+      </w:pPr>
+      <w:r>
+        <w:rPr>
+          <w:color w:val="000000"/>
+        </w:rPr>
+        <w:t>Câu 3: Have you got used to the noise?</w:t>
+      </w:r>
+    </w:p>
+    <w:p>
+      <w:pPr>
+        <w:spacing w:before="60" w:after="120"/>
+      </w:pPr>
+      <w:r>
+        <w:rPr>
+          <w:color w:val="000000"/>
+        </w:rPr>
+        <w:t>Câu 4: I am used to getting up early.</w:t>
+      </w:r>
+    </w:p>
+    <w:p>
+      <w:pPr>
+        <w:spacing w:before="60" w:after="120"/>
+      </w:pPr>
+      <w:r>
+        <w:rPr>
+          <w:color w:val="000000"/>
+        </w:rPr>
+        <w:t>Câu 5: He is getting used to his new job.</w:t>
+      </w:r>
+    </w:p>
+    <w:p>
+      <w:pPr>
+        <w:spacing w:before="60" w:after="120"/>
+      </w:pPr>
+      <w:r>
+        <w:rPr>
+          <w:color w:val="000000"/>
+        </w:rPr>
+        <w:t>Câu 6: They will get used to the weather.</w:t>
+      </w:r>
+    </w:p>
+    <w:p>
+      <w:pPr>
+        <w:spacing w:before="60" w:after="120"/>
+      </w:pPr>
+      <w:r>
+        <w:rPr>
+          <w:color w:val="000000"/>
+        </w:rPr>
+        <w:t>Câu 7: There used to be a shop here.</w:t>
+      </w:r>
+    </w:p>
+    <w:p>
+      <w:pPr>
+        <w:spacing w:before="60" w:after="120"/>
+      </w:pPr>
+      <w:r>
+        <w:rPr>
+          <w:color w:val="000000"/>
+        </w:rPr>
+        <w:t>Câu 8: We are not used to driving at night.</w:t>
+      </w:r>
+    </w:p>
+    <w:p>
+      <w:pPr>
+        <w:spacing w:before="60" w:after="120"/>
+      </w:pPr>
+      <w:r>
+        <w:rPr>
+          <w:color w:val="000000"/>
+        </w:rPr>
+        <w:t>Câu 9: It took Lan a month to get used to her new class.</w:t>
+      </w:r>
+    </w:p>
+    <w:p>
+      <w:pPr>
+        <w:spacing w:before="60" w:after="120"/>
+      </w:pPr>
+      <w:r>
+        <w:rPr>
+          <w:color w:val="000000"/>
+        </w:rPr>
+        <w:t>Câu 10: Did you use to walk to school?</w:t>
+      </w:r>
+    </w:p>
+    <w:p>
+      <w:pPr>
+        <w:spacing w:before="240" w:after="60"/>
+        <w:keepNext/>
+      </w:pPr>
+      <w:r>
+        <w:rPr>
+          <w:color w:val="000000"/>
           <w:b/>
         </w:rPr>
-        <w:t xml:space="preserve">PHẦN 9: 1. His parents. 2. His mother. 3. Near campus. 4. Making simple meals. 5. Managing his money.</w:t>
-      </w:r>
-    </w:p>
-    <w:p>
-      <w:r>
-        <w:rPr>
+        <w:t>PHẦN 8</w:t>
+      </w:r>
+    </w:p>
+    <w:p>
+      <w:pPr>
+        <w:spacing w:before="60" w:after="120"/>
+      </w:pPr>
+      <w:r>
+        <w:rPr>
+          <w:color w:val="000000"/>
+        </w:rPr>
+        <w:t>Câu 1: I used to play outside.</w:t>
+      </w:r>
+    </w:p>
+    <w:p>
+      <w:pPr>
+        <w:spacing w:before="60" w:after="120"/>
+      </w:pPr>
+      <w:r>
+        <w:rPr>
+          <w:color w:val="000000"/>
+        </w:rPr>
+        <w:t>Câu 2: She did not use to be quiet.</w:t>
+      </w:r>
+    </w:p>
+    <w:p>
+      <w:pPr>
+        <w:spacing w:before="60" w:after="120"/>
+      </w:pPr>
+      <w:r>
+        <w:rPr>
+          <w:color w:val="000000"/>
+        </w:rPr>
+        <w:t>Câu 3: Did you use to swim?</w:t>
+      </w:r>
+    </w:p>
+    <w:p>
+      <w:pPr>
+        <w:spacing w:before="60" w:after="120"/>
+      </w:pPr>
+      <w:r>
+        <w:rPr>
+          <w:color w:val="000000"/>
+        </w:rPr>
+        <w:t>Câu 4: He is used to working late.</w:t>
+      </w:r>
+    </w:p>
+    <w:p>
+      <w:pPr>
+        <w:spacing w:before="60" w:after="120"/>
+      </w:pPr>
+      <w:r>
+        <w:rPr>
+          <w:color w:val="000000"/>
+        </w:rPr>
+        <w:t>Câu 5: They got used to living abroad.</w:t>
+      </w:r>
+    </w:p>
+    <w:p>
+      <w:pPr>
+        <w:spacing w:before="60" w:after="120"/>
+      </w:pPr>
+      <w:r>
+        <w:rPr>
+          <w:color w:val="000000"/>
+        </w:rPr>
+        <w:t>Câu 6: Mai is getting used to her new school.</w:t>
+      </w:r>
+    </w:p>
+    <w:p>
+      <w:pPr>
+        <w:spacing w:before="60" w:after="120"/>
+      </w:pPr>
+      <w:r>
+        <w:rPr>
+          <w:color w:val="000000"/>
+        </w:rPr>
+        <w:t>Câu 7: We are not used to the cold.</w:t>
+      </w:r>
+    </w:p>
+    <w:p>
+      <w:pPr>
+        <w:spacing w:before="60" w:after="120"/>
+      </w:pPr>
+      <w:r>
+        <w:rPr>
+          <w:color w:val="000000"/>
+        </w:rPr>
+        <w:t>Câu 8: You will get used to the schedule.</w:t>
+      </w:r>
+    </w:p>
+    <w:p>
+      <w:pPr>
+        <w:spacing w:before="60" w:after="120"/>
+      </w:pPr>
+      <w:r>
+        <w:rPr>
+          <w:color w:val="000000"/>
+        </w:rPr>
+        <w:t>Câu 9: There used to be a market here.</w:t>
+      </w:r>
+    </w:p>
+    <w:p>
+      <w:pPr>
+        <w:spacing w:before="60" w:after="120"/>
+      </w:pPr>
+      <w:r>
+        <w:rPr>
+          <w:color w:val="000000"/>
+        </w:rPr>
+        <w:t>Câu 10: Is Nam used to cooking?</w:t>
+      </w:r>
+    </w:p>
+    <w:p>
+      <w:pPr>
+        <w:spacing w:before="240" w:after="60"/>
+        <w:keepNext/>
+      </w:pPr>
+      <w:r>
+        <w:rPr>
+          <w:color w:val="000000"/>
           <w:b/>
         </w:rPr>
-        <w:t xml:space="preserve">BÀI VIẾT MẪU (96 từ): Before university, I used to live with my parents, and I did not use to cook or manage money. When I moved into a student apartment, everything felt difficult. I was not used to shopping, washing clothes, or studying alone. After a few weeks, I got used to preparing simple meals. I am now used to planning my weekly expenses and cleaning my room. I am still getting used to studying without reminders, so I make a timetable every Sunday. Independent life requires effort, but it has taught me useful skills and made me more responsible.</w:t>
+        <w:t>PHẦN 9</w:t>
+      </w:r>
+    </w:p>
+    <w:p>
+      <w:pPr>
+        <w:spacing w:before="60" w:after="120"/>
+      </w:pPr>
+      <w:r>
+        <w:rPr>
+          <w:color w:val="000000"/>
+        </w:rPr>
+        <w:t>Câu 1: His parents.</w:t>
+      </w:r>
+    </w:p>
+    <w:p>
+      <w:pPr>
+        <w:spacing w:before="60" w:after="120"/>
+      </w:pPr>
+      <w:r>
+        <w:rPr>
+          <w:color w:val="000000"/>
+        </w:rPr>
+        <w:t>Câu 2: His mother.</w:t>
+      </w:r>
+    </w:p>
+    <w:p>
+      <w:pPr>
+        <w:spacing w:before="60" w:after="120"/>
+      </w:pPr>
+      <w:r>
+        <w:rPr>
+          <w:color w:val="000000"/>
+        </w:rPr>
+        <w:t>Câu 3: Near campus.</w:t>
+      </w:r>
+    </w:p>
+    <w:p>
+      <w:pPr>
+        <w:spacing w:before="60" w:after="120"/>
+      </w:pPr>
+      <w:r>
+        <w:rPr>
+          <w:color w:val="000000"/>
+        </w:rPr>
+        <w:t>Câu 4: Making simple meals.</w:t>
+      </w:r>
+    </w:p>
+    <w:p>
+      <w:pPr>
+        <w:spacing w:before="60" w:after="120"/>
+      </w:pPr>
+      <w:r>
+        <w:rPr>
+          <w:color w:val="000000"/>
+        </w:rPr>
+        <w:t>Câu 5: Managing his money.</w:t>
+      </w:r>
+    </w:p>
+    <w:p>
+      <w:pPr>
+        <w:spacing w:before="240" w:after="60"/>
+        <w:keepNext/>
+      </w:pPr>
+      <w:r>
+        <w:rPr>
+          <w:color w:val="000000"/>
+          <w:b/>
+        </w:rPr>
+        <w:t>PHẦN 10</w:t>
+      </w:r>
+    </w:p>
+    <w:p>
+      <w:pPr>
+        <w:spacing w:before="240" w:after="60"/>
+        <w:keepNext/>
+      </w:pPr>
+      <w:r>
+        <w:rPr>
+          <w:color w:val="000000"/>
+          <w:b/>
+        </w:rPr>
+        <w:t>Câu trả lời tham khảo</w:t>
+      </w:r>
+    </w:p>
+    <w:p>
+      <w:pPr>
+        <w:spacing w:before="0" w:after="160"/>
+      </w:pPr>
+      <w:r>
+        <w:rPr>
+          <w:color w:val="000000"/>
+        </w:rPr>
+        <w:t>BÀI VIẾT MẪU (96 từ): Before university, I used to live with my parents, and I did not use to cook or manage money. When I moved into a student apartment, everything felt difficult. I was not used to shopping, washing clothes, or studying alone. After a few weeks, I got used to preparing simple meals. I am now used to planning my weekly expenses and cleaning my room. I am still getting used to studying without reminders, so I make a timetable every Sunday. Independent life requires effort, but it has taught me useful skills and made me more responsible.</w:t>
       </w:r>
     </w:p>
     <w:sectPr>
